--- a/GM_LDP_Playbook_User_Manual.docx
+++ b/GM_LDP_Playbook_User_Manual.docx
@@ -1,6 +1,6 @@
 
 <file path=word/document.xml><?xml version="1.0" encoding="utf-8"?>
-<w:document xmlns:wpc="http://schemas.microsoft.com/office/word/2010/wordprocessingCanvas" xmlns:mc="http://schemas.openxmlformats.org/markup-compatibility/2006" xmlns:o="urn:schemas-microsoft-com:office:office" xmlns:r="http://schemas.openxmlformats.org/officeDocument/2006/relationships" xmlns:m="http://schemas.openxmlformats.org/officeDocument/2006/math" xmlns:v="urn:schemas-microsoft-com:vml" xmlns:wp14="http://schemas.microsoft.com/office/word/2010/wordprocessingDrawing" xmlns:wp="http://schemas.openxmlformats.org/drawingml/2006/wordprocessingDrawing" xmlns:w10="urn:schemas-microsoft-com:office:word" xmlns:w="http://schemas.openxmlformats.org/wordprocessingml/2006/main" xmlns:w14="http://schemas.microsoft.com/office/word/2010/wordml" xmlns:w15="http://schemas.microsoft.com/office/word/2012/wordml" xmlns:wpg="http://schemas.microsoft.com/office/word/2010/wordprocessingGroup" xmlns:wpi="http://schemas.microsoft.com/office/word/2010/wordprocessingInk" xmlns:wne="http://schemas.microsoft.com/office/word/2006/wordml" xmlns:wps="http://schemas.microsoft.com/office/word/2010/wordprocessingShape" xmlns:cx="http://schemas.microsoft.com/office/drawing/2014/chartex" xmlns:cx1="http://schemas.microsoft.com/office/drawing/2015/9/8/chartex" xmlns:cx2="http://schemas.microsoft.com/office/drawing/2015/10/21/chartex" xmlns:cx3="http://schemas.microsoft.com/office/drawing/2016/5/9/chartex" xmlns:cx4="http://schemas.microsoft.com/office/drawing/2016/5/10/chartex" xmlns:cx5="http://schemas.microsoft.com/office/drawing/2016/5/11/chartex" xmlns:cx6="http://schemas.microsoft.com/office/drawing/2016/5/12/chartex" xmlns:cx7="http://schemas.microsoft.com/office/drawing/2016/5/13/chartex" xmlns:cx8="http://schemas.microsoft.com/office/drawing/2016/5/14/chartex" xmlns:aink="http://schemas.microsoft.com/office/drawing/2016/ink" xmlns:am3d="http://schemas.microsoft.com/office/drawing/2017/model3d" xmlns:w16cex="http://schemas.microsoft.com/office/word/2018/wordml/cex" xmlns:w16cid="http://schemas.microsoft.com/office/word/2016/wordml/cid" xmlns:w16="http://schemas.microsoft.com/office/word/2018/wordml" xmlns:w16sdtdh="http://schemas.microsoft.com/office/word/2020/wordml/sdtdatahash" xmlns:w16se="http://schemas.microsoft.com/office/word/2015/wordml/symex" mc:Ignorable="w14 w15 wp14">
+<w:document xmlns:wpc="http://schemas.microsoft.com/office/word/2010/wordprocessingCanvas" xmlns:cx="http://schemas.microsoft.com/office/drawing/2014/chartex" xmlns:cx1="http://schemas.microsoft.com/office/drawing/2015/9/8/chartex" xmlns:cx2="http://schemas.microsoft.com/office/drawing/2015/10/21/chartex" xmlns:cx3="http://schemas.microsoft.com/office/drawing/2016/5/9/chartex" xmlns:cx4="http://schemas.microsoft.com/office/drawing/2016/5/10/chartex" xmlns:cx5="http://schemas.microsoft.com/office/drawing/2016/5/11/chartex" xmlns:cx6="http://schemas.microsoft.com/office/drawing/2016/5/12/chartex" xmlns:cx7="http://schemas.microsoft.com/office/drawing/2016/5/13/chartex" xmlns:cx8="http://schemas.microsoft.com/office/drawing/2016/5/14/chartex" xmlns:mc="http://schemas.openxmlformats.org/markup-compatibility/2006" xmlns:aink="http://schemas.microsoft.com/office/drawing/2016/ink" xmlns:am3d="http://schemas.microsoft.com/office/drawing/2017/model3d" xmlns:o="urn:schemas-microsoft-com:office:office" xmlns:oel="http://schemas.microsoft.com/office/2019/extlst" xmlns:r="http://schemas.openxmlformats.org/officeDocument/2006/relationships" xmlns:m="http://schemas.openxmlformats.org/officeDocument/2006/math" xmlns:v="urn:schemas-microsoft-com:vml" xmlns:wp14="http://schemas.microsoft.com/office/word/2010/wordprocessingDrawing" xmlns:wp="http://schemas.openxmlformats.org/drawingml/2006/wordprocessingDrawing" xmlns:w10="urn:schemas-microsoft-com:office:word" xmlns:w="http://schemas.openxmlformats.org/wordprocessingml/2006/main" xmlns:w14="http://schemas.microsoft.com/office/word/2010/wordml" xmlns:w15="http://schemas.microsoft.com/office/word/2012/wordml" xmlns:w16cei="http://schemas.microsoft.com/office/word/2026/wordml/cei" xmlns:w16cex="http://schemas.microsoft.com/office/word/2018/wordml/cex" xmlns:w16cid="http://schemas.microsoft.com/office/word/2016/wordml/cid" xmlns:w16="http://schemas.microsoft.com/office/word/2018/wordml" xmlns:w16du="http://schemas.microsoft.com/office/word/2023/wordml/word16du" xmlns:w16sdtdh="http://schemas.microsoft.com/office/word/2020/wordml/sdtdatahash" xmlns:w16sdtfl="http://schemas.microsoft.com/office/word/2024/wordml/sdtformatlock" xmlns:w16se="http://schemas.microsoft.com/office/word/2015/wordml/symex" xmlns:wpg="http://schemas.microsoft.com/office/word/2010/wordprocessingGroup" xmlns:wpi="http://schemas.microsoft.com/office/word/2010/wordprocessingInk" xmlns:wne="http://schemas.microsoft.com/office/word/2006/wordml" xmlns:wps="http://schemas.microsoft.com/office/word/2010/wordprocessingShape" mc:Ignorable="w14 w15 w16se w16cid w16 w16cex w16sdtdh w16sdtfl w16du wp14">
   <w:body>
     <w:p>
       <w:pPr>
@@ -8,14 +8,14 @@
       </w:pPr>
       <w:r>
         <w:rPr>
-          <w:rFonts w:ascii="Arial" w:cs="Arial" w:eastAsia="Arial" w:hAnsi="Arial"/>
+          <w:rFonts w:ascii="Arial" w:eastAsia="Arial" w:hAnsi="Arial" w:cs="Arial"/>
           <w:b/>
           <w:bCs/>
           <w:color w:val="CC0000"/>
           <w:sz w:val="22"/>
           <w:szCs w:val="22"/>
         </w:rPr>
-        <w:t xml:space="preserve">ECCLES MBA</w:t>
+        <w:t>ECCLES MBA</w:t>
       </w:r>
     </w:p>
     <w:p>
@@ -24,13 +24,13 @@
       </w:pPr>
       <w:r>
         <w:rPr>
-          <w:rFonts w:ascii="Arial" w:cs="Arial" w:eastAsia="Arial" w:hAnsi="Arial"/>
+          <w:rFonts w:ascii="Arial" w:eastAsia="Arial" w:hAnsi="Arial" w:cs="Arial"/>
           <w:b/>
           <w:bCs/>
           <w:sz w:val="52"/>
           <w:szCs w:val="52"/>
         </w:rPr>
-        <w:t xml:space="preserve">General Management &amp; Rotational Leadership Program</w:t>
+        <w:t>General Management &amp; Rotational Leadership Program</w:t>
       </w:r>
     </w:p>
     <w:p>
@@ -39,12 +39,12 @@
       </w:pPr>
       <w:r>
         <w:rPr>
-          <w:rFonts w:ascii="Arial" w:cs="Arial" w:eastAsia="Arial" w:hAnsi="Arial"/>
+          <w:rFonts w:ascii="Arial" w:eastAsia="Arial" w:hAnsi="Arial" w:cs="Arial"/>
           <w:color w:val="9C7A2E"/>
           <w:sz w:val="32"/>
           <w:szCs w:val="32"/>
         </w:rPr>
-        <w:t xml:space="preserve">Interview Playbook — User Manual</w:t>
+        <w:t>Interview Playbook — User Manual</w:t>
       </w:r>
     </w:p>
     <w:p>
@@ -56,24 +56,84 @@
           <w:i/>
           <w:iCs/>
           <w:color w:val="555555"/>
-          <w:sz w:val="20"/>
-          <w:szCs w:val="20"/>
-        </w:rPr>
-        <w:t xml:space="preserve">David Eccles School of Business · Full-Time MBA Program</w:t>
+        </w:rPr>
+        <w:t>David Eccles School of Business · Full-Time MBA Program</w:t>
       </w:r>
     </w:p>
     <w:p>
       <w:pPr>
         <w:spacing w:after="600"/>
-      </w:pPr>
-      <w:r>
         <w:rPr>
           <w:color w:val="555555"/>
           <w:sz w:val="18"/>
           <w:szCs w:val="18"/>
         </w:rPr>
-        <w:t xml:space="preserve">Version 2.0 · August 2026</w:t>
-      </w:r>
+      </w:pPr>
+      <w:r>
+        <w:rPr>
+          <w:color w:val="555555"/>
+          <w:sz w:val="18"/>
+          <w:szCs w:val="18"/>
+        </w:rPr>
+        <w:t>Version 2.0 · August 2026</w:t>
+      </w:r>
+    </w:p>
+    <w:p>
+      <w:pPr>
+        <w:spacing w:after="600"/>
+        <w:rPr>
+          <w:color w:val="555555"/>
+          <w:sz w:val="18"/>
+          <w:szCs w:val="18"/>
+        </w:rPr>
+      </w:pPr>
+    </w:p>
+    <w:p>
+      <w:pPr>
+        <w:spacing w:after="600"/>
+        <w:rPr>
+          <w:color w:val="555555"/>
+          <w:sz w:val="18"/>
+          <w:szCs w:val="18"/>
+        </w:rPr>
+      </w:pPr>
+    </w:p>
+    <w:p>
+      <w:pPr>
+        <w:spacing w:after="600"/>
+        <w:rPr>
+          <w:sz w:val="40"/>
+          <w:szCs w:val="40"/>
+        </w:rPr>
+      </w:pPr>
+      <w:r>
+        <w:rPr>
+          <w:b/>
+          <w:bCs/>
+          <w:sz w:val="40"/>
+          <w:szCs w:val="40"/>
+        </w:rPr>
+        <w:t> Live Tool:</w:t>
+      </w:r>
+      <w:r>
+        <w:rPr>
+          <w:sz w:val="40"/>
+          <w:szCs w:val="40"/>
+        </w:rPr>
+        <w:t> </w:t>
+      </w:r>
+      <w:hyperlink r:id="rId5" w:history="1">
+        <w:r>
+          <w:rPr>
+            <w:rStyle w:val="Hyperlink"/>
+            <w:b/>
+            <w:bCs/>
+            <w:sz w:val="40"/>
+            <w:szCs w:val="40"/>
+          </w:rPr>
+          <w:t>Intv Playbook - GM LDP</w:t>
+        </w:r>
+      </w:hyperlink>
     </w:p>
     <w:p>
       <w:r>
@@ -83,10 +143,11 @@
     <w:p>
       <w:pPr>
         <w:pStyle w:val="Heading1"/>
-        <w:spacing w:after="160" w:before="360"/>
-      </w:pPr>
-      <w:r>
-        <w:t xml:space="preserve">Contents</w:t>
+        <w:spacing w:before="360" w:after="160"/>
+      </w:pPr>
+      <w:r>
+        <w:lastRenderedPageBreak/>
+        <w:t>1. Overview &amp; Purpose</w:t>
       </w:r>
     </w:p>
     <w:p>
@@ -94,7 +155,7 @@
         <w:spacing w:after="160"/>
       </w:pPr>
       <w:r>
-        <w:t xml:space="preserve">1. Overview &amp; Purpose</w:t>
+        <w:t>This tool helps Eccles MBA students prepare for General Management (GM) and Rotational Leadership Development Program (LDP) interviews. It's built around programs like those at P&amp;G, Target, and PepsiCo.</w:t>
       </w:r>
     </w:p>
     <w:p>
@@ -102,7 +163,7 @@
         <w:spacing w:after="160"/>
       </w:pPr>
       <w:r>
-        <w:t xml:space="preserve">2. Getting Started</w:t>
+        <w:t>It includes 100 interview questions, 10 business frameworks, an interview cheat sheet, and a list of common mistakes to avoid.</w:t>
       </w:r>
     </w:p>
     <w:p>
@@ -110,7 +171,7 @@
         <w:spacing w:after="160"/>
       </w:pPr>
       <w:r>
-        <w:t xml:space="preserve">3. Navigating the Tool</w:t>
+        <w:t>It also has a practice mode where you can speak or type an answer and get instant feedback.</w:t>
       </w:r>
     </w:p>
     <w:p>
@@ -118,122 +179,23 @@
         <w:spacing w:after="160"/>
       </w:pPr>
       <w:r>
-        <w:t xml:space="preserve">4. Using the Question Bank</w:t>
-      </w:r>
-    </w:p>
-    <w:p>
-      <w:pPr>
-        <w:spacing w:after="160"/>
-      </w:pPr>
-      <w:r>
-        <w:t xml:space="preserve">5. Practice Mode</w:t>
-      </w:r>
-    </w:p>
-    <w:p>
-      <w:pPr>
-        <w:spacing w:after="160"/>
-      </w:pPr>
-      <w:r>
-        <w:t xml:space="preserve">6. Readiness Dashboard</w:t>
-      </w:r>
-    </w:p>
-    <w:p>
-      <w:pPr>
-        <w:spacing w:after="160"/>
-      </w:pPr>
-      <w:r>
-        <w:t xml:space="preserve">7. Frameworks Section</w:t>
-      </w:r>
-    </w:p>
-    <w:p>
-      <w:pPr>
-        <w:spacing w:after="160"/>
-      </w:pPr>
-      <w:r>
-        <w:t xml:space="preserve">8. Battlecard Section</w:t>
-      </w:r>
-    </w:p>
-    <w:p>
-      <w:pPr>
-        <w:spacing w:after="160"/>
-      </w:pPr>
-      <w:r>
-        <w:t xml:space="preserve">9. Red Flags Section</w:t>
-      </w:r>
-    </w:p>
-    <w:p>
-      <w:pPr>
-        <w:spacing w:after="160"/>
-      </w:pPr>
-      <w:r>
-        <w:t xml:space="preserve">10. Suggested Study Approach</w:t>
-      </w:r>
-    </w:p>
-    <w:p>
-      <w:pPr>
-        <w:spacing w:after="160"/>
-      </w:pPr>
-      <w:r>
-        <w:t xml:space="preserve">11. Troubleshooting</w:t>
-      </w:r>
-    </w:p>
-    <w:p>
-      <w:r>
-        <w:br w:type="page"/>
-      </w:r>
-    </w:p>
-    <w:p>
-      <w:pPr>
-        <w:pStyle w:val="Heading1"/>
-        <w:spacing w:after="160" w:before="360"/>
-      </w:pPr>
-      <w:r>
-        <w:t xml:space="preserve">1. Overview &amp; Purpose</w:t>
-      </w:r>
-    </w:p>
-    <w:p>
-      <w:pPr>
-        <w:spacing w:after="160"/>
-      </w:pPr>
-      <w:r>
-        <w:t xml:space="preserve">This tool helps Eccles MBA students prepare for General Management (GM) and Rotational Leadership Development Program (LDP) interviews. It's built around programs like those at P&amp;G, Target, and PepsiCo.</w:t>
-      </w:r>
-    </w:p>
-    <w:p>
-      <w:pPr>
-        <w:spacing w:after="160"/>
-      </w:pPr>
-      <w:r>
-        <w:t xml:space="preserve">It includes 100 interview questions, 10 business frameworks, an interview cheat sheet, and a list of common mistakes to avoid.</w:t>
-      </w:r>
-    </w:p>
-    <w:p>
-      <w:pPr>
-        <w:spacing w:after="160"/>
-      </w:pPr>
-      <w:r>
-        <w:t xml:space="preserve">It also has a practice mode where you can speak or type an answer and get instant feedback.</w:t>
-      </w:r>
-    </w:p>
-    <w:p>
-      <w:pPr>
-        <w:spacing w:after="160"/>
-      </w:pPr>
-      <w:r>
-        <w:t xml:space="preserve">Everything runs from one file. There is nothing to install. Open the file in any modern web browser and it works right away — no internet connection needed after the page loads.</w:t>
-      </w:r>
-    </w:p>
-    <w:p>
-      <w:pPr>
-        <w:spacing w:after="60" w:before="100"/>
+        <w:t>Everything runs from one file. There is nothing to install. Open the file in any modern web browser and it works right away — no internet connection needed after the page loads.</w:t>
+      </w:r>
+    </w:p>
+    <w:p>
+      <w:pPr>
+        <w:spacing w:before="100" w:after="60"/>
         <w:jc w:val="center"/>
       </w:pPr>
       <w:r>
+        <w:rPr>
+          <w:noProof/>
+        </w:rPr>
         <w:drawing>
-          <wp:inline distT="0" distB="0" distL="0" distR="0">
+          <wp:inline distT="0" distB="0" distL="0" distR="0" wp14:anchorId="76310274" wp14:editId="51380890">
             <wp:extent cx="5334000" cy="2590800"/>
-            <wp:effectExtent t="0" r="0" b="0" l="0"/>
-            <wp:docPr id="1" name="" descr="" title=""/>
+            <wp:effectExtent l="0" t="0" r="0" b="0"/>
+            <wp:docPr id="1" name="Picture 1"/>
             <wp:cNvGraphicFramePr>
               <a:graphicFrameLocks xmlns:a="http://schemas.openxmlformats.org/drawingml/2006/main" noChangeAspect="1"/>
             </wp:cNvGraphicFramePr>
@@ -241,13 +203,13 @@
               <a:graphicData uri="http://schemas.openxmlformats.org/drawingml/2006/picture">
                 <pic:pic xmlns:pic="http://schemas.openxmlformats.org/drawingml/2006/picture">
                   <pic:nvPicPr>
-                    <pic:cNvPr id="0" name="" descr=""/>
+                    <pic:cNvPr id="0" name=""/>
                     <pic:cNvPicPr>
                       <a:picLocks noChangeAspect="1" noChangeArrowheads="1"/>
                     </pic:cNvPicPr>
                   </pic:nvPicPr>
                   <pic:blipFill>
-                    <a:blip r:embed="rId7" cstate="none"/>
+                    <a:blip r:embed="rId6"/>
                     <a:srcRect/>
                     <a:stretch>
                       <a:fillRect/>
@@ -282,25 +244,25 @@
           <w:sz w:val="18"/>
           <w:szCs w:val="18"/>
         </w:rPr>
-        <w:t xml:space="preserve">The top of the tool: title, quick stats, and the Practice Mode button.</w:t>
+        <w:t>The top of the tool: title, quick stats, and the Practice Mode button.</w:t>
       </w:r>
     </w:p>
     <w:p>
       <w:pPr>
         <w:pStyle w:val="Heading1"/>
-        <w:spacing w:after="160" w:before="360"/>
-      </w:pPr>
-      <w:r>
-        <w:t xml:space="preserve">2. Getting Started</w:t>
+        <w:spacing w:before="360" w:after="160"/>
+      </w:pPr>
+      <w:r>
+        <w:t>2. Getting Started</w:t>
       </w:r>
     </w:p>
     <w:p>
       <w:pPr>
         <w:pStyle w:val="Heading2"/>
-        <w:spacing w:after="120" w:before="260"/>
-      </w:pPr>
-      <w:r>
-        <w:t xml:space="preserve">2.1 Opening the Tool</w:t>
+        <w:spacing w:before="260" w:after="120"/>
+      </w:pPr>
+      <w:r>
+        <w:t>2.1 Opening the Tool</w:t>
       </w:r>
     </w:p>
     <w:p>
@@ -308,13 +270,13 @@
         <w:spacing w:after="160"/>
       </w:pPr>
       <w:r>
-        <w:t xml:space="preserve">Double-click the file (named something like Eccles_GM_LDP_Interview_Playbook.html) to open it in your web browser. Or right-click it and choose "Open with" to pick a specific browser.</w:t>
+        <w:t>Double-click the file (named something like Eccles_GM_LDP_Interview_Playbook.html) to open it in your web browser. Or right-click it and choose "Open with" to pick a specific browser.</w:t>
       </w:r>
     </w:p>
     <w:p>
       <w:pPr>
         <w:pBdr>
-          <w:left w:val="single" w:color="9C7A2E" w:sz="12" w:space="8"/>
+          <w:left w:val="single" w:sz="12" w:space="8" w:color="9C7A2E"/>
         </w:pBdr>
         <w:spacing w:after="200"/>
         <w:ind w:left="200"/>
@@ -324,67 +286,65 @@
           <w:i/>
           <w:iCs/>
           <w:color w:val="555555"/>
-          <w:sz w:val="20"/>
-          <w:szCs w:val="20"/>
-        </w:rPr>
-        <w:t xml:space="preserve">Note: For the best experience — especially for the voice practice feature — use Google Chrome or Microsoft Edge. Safari and Firefox will show all the content correctly, but their built-in speech recognition is limited or unavailable.</w:t>
+        </w:rPr>
+        <w:t>Note: For the best experience — especially for the voice practice feature — use Google Chrome or Microsoft Edge. Safari and Firefox will show all the content correctly, but their built-in speech recognition is limited or unavailable.</w:t>
       </w:r>
     </w:p>
     <w:p>
       <w:pPr>
         <w:pStyle w:val="Heading2"/>
-        <w:spacing w:after="120" w:before="260"/>
-      </w:pPr>
-      <w:r>
-        <w:t xml:space="preserve">2.2 What You'll Need</w:t>
-      </w:r>
-    </w:p>
-    <w:p>
-      <w:pPr>
-        <w:pStyle w:val="ListParagraph"/>
-        <w:numPr>
-          <w:ilvl w:val="0"/>
-          <w:numId w:val="2"/>
-        </w:numPr>
-        <w:spacing w:after="90"/>
-      </w:pPr>
-      <w:r>
-        <w:t xml:space="preserve">Any modern desktop or mobile web browser (Chrome, Edge, Safari, or Firefox).</w:t>
-      </w:r>
-    </w:p>
-    <w:p>
-      <w:pPr>
-        <w:pStyle w:val="ListParagraph"/>
-        <w:numPr>
-          <w:ilvl w:val="0"/>
-          <w:numId w:val="2"/>
-        </w:numPr>
-        <w:spacing w:after="90"/>
-      </w:pPr>
-      <w:r>
-        <w:t xml:space="preserve">A microphone — only if you want to speak your answers out loud. Typing works everywhere.</w:t>
-      </w:r>
-    </w:p>
-    <w:p>
-      <w:pPr>
-        <w:pStyle w:val="ListParagraph"/>
-        <w:numPr>
-          <w:ilvl w:val="0"/>
-          <w:numId w:val="2"/>
-        </w:numPr>
-        <w:spacing w:after="90"/>
-      </w:pPr>
-      <w:r>
-        <w:t xml:space="preserve">No account, login, or internet connection is required once the file is open.</w:t>
+        <w:spacing w:before="260" w:after="120"/>
+      </w:pPr>
+      <w:r>
+        <w:t>2.2 What You'll Need</w:t>
+      </w:r>
+    </w:p>
+    <w:p>
+      <w:pPr>
+        <w:pStyle w:val="ListParagraph"/>
+        <w:numPr>
+          <w:ilvl w:val="0"/>
+          <w:numId w:val="2"/>
+        </w:numPr>
+        <w:spacing w:after="90"/>
+      </w:pPr>
+      <w:r>
+        <w:t>Any modern desktop or mobile web browser (Chrome, Edge, Safari, or Firefox).</w:t>
+      </w:r>
+    </w:p>
+    <w:p>
+      <w:pPr>
+        <w:pStyle w:val="ListParagraph"/>
+        <w:numPr>
+          <w:ilvl w:val="0"/>
+          <w:numId w:val="2"/>
+        </w:numPr>
+        <w:spacing w:after="90"/>
+      </w:pPr>
+      <w:r>
+        <w:t>A microphone — only if you want to speak your answers out loud. Typing works everywhere.</w:t>
+      </w:r>
+    </w:p>
+    <w:p>
+      <w:pPr>
+        <w:pStyle w:val="ListParagraph"/>
+        <w:numPr>
+          <w:ilvl w:val="0"/>
+          <w:numId w:val="2"/>
+        </w:numPr>
+        <w:spacing w:after="90"/>
+      </w:pPr>
+      <w:r>
+        <w:t>No account, login, or internet connection is required once the file is open.</w:t>
       </w:r>
     </w:p>
     <w:p>
       <w:pPr>
         <w:pStyle w:val="Heading1"/>
-        <w:spacing w:after="160" w:before="360"/>
-      </w:pPr>
-      <w:r>
-        <w:t xml:space="preserve">3. Navigating the Tool</w:t>
+        <w:spacing w:before="360" w:after="160"/>
+      </w:pPr>
+      <w:r>
+        <w:t>3. Navigating the Tool</w:t>
       </w:r>
     </w:p>
     <w:p>
@@ -392,7 +352,7 @@
         <w:spacing w:after="160"/>
       </w:pPr>
       <w:r>
-        <w:t xml:space="preserve">The sidebar on the left (or the tab bar at the top, on a phone) gives you four sections:</w:t>
+        <w:t>The sidebar on the left (or the tab bar at the top, on a phone) gives you four sections:</w:t>
       </w:r>
     </w:p>
     <w:p>
@@ -405,7 +365,7 @@
         <w:spacing w:after="90"/>
       </w:pPr>
       <w:r>
-        <w:t xml:space="preserve">Question Bank — the full set of 100 questions, with search and filters.</w:t>
+        <w:t>Question Bank — the full set of 100 questions, with search and filters.</w:t>
       </w:r>
     </w:p>
     <w:p>
@@ -418,7 +378,7 @@
         <w:spacing w:after="90"/>
       </w:pPr>
       <w:r>
-        <w:t xml:space="preserve">Frameworks — 10 business frameworks worth knowing for these interviews.</w:t>
+        <w:t>Frameworks — 10 business frameworks worth knowing for these interviews.</w:t>
       </w:r>
     </w:p>
     <w:p>
@@ -431,7 +391,7 @@
         <w:spacing w:after="90"/>
       </w:pPr>
       <w:r>
-        <w:t xml:space="preserve">Battlecard — a short, focused cheat sheet for last-minute review.</w:t>
+        <w:t>Battlecard — a short, focused cheat sheet for last-minute review.</w:t>
       </w:r>
     </w:p>
     <w:p>
@@ -444,7 +404,7 @@
         <w:spacing w:after="90"/>
       </w:pPr>
       <w:r>
-        <w:t xml:space="preserve">Red Flags — 10 specific mistakes that hurt GM candidates in interviews.</w:t>
+        <w:t>Red Flags — 10 specific mistakes that hurt GM candidates in interviews.</w:t>
       </w:r>
     </w:p>
     <w:p>
@@ -452,25 +412,26 @@
         <w:spacing w:after="160"/>
       </w:pPr>
       <w:r>
-        <w:t xml:space="preserve">The header also has a "Practice Mode" button. This opens the practice screen without picking a question first — useful if you just want to rehearse freely.</w:t>
+        <w:lastRenderedPageBreak/>
+        <w:t>The header also has a "Practice Mode" button. This opens the practice screen without picking a question first — useful if you just want to rehearse freely.</w:t>
       </w:r>
     </w:p>
     <w:p>
       <w:pPr>
         <w:pStyle w:val="Heading1"/>
-        <w:spacing w:after="160" w:before="360"/>
-      </w:pPr>
-      <w:r>
-        <w:t xml:space="preserve">4. Using the Question Bank</w:t>
+        <w:spacing w:before="360" w:after="160"/>
+      </w:pPr>
+      <w:r>
+        <w:t>4. Using the Question Bank</w:t>
       </w:r>
     </w:p>
     <w:p>
       <w:pPr>
         <w:pStyle w:val="Heading2"/>
-        <w:spacing w:after="120" w:before="260"/>
-      </w:pPr>
-      <w:r>
-        <w:t xml:space="preserve">4.1 Searching and Filtering</w:t>
+        <w:spacing w:before="260" w:after="120"/>
+      </w:pPr>
+      <w:r>
+        <w:t>4.1 Searching and Filtering</w:t>
       </w:r>
     </w:p>
     <w:p>
@@ -478,16 +439,16 @@
         <w:spacing w:after="160"/>
       </w:pPr>
       <w:r>
-        <w:t xml:space="preserve">Type in the search box to find questions by keyword. Use the category buttons to narrow the list to one of the 8 GM categories. Use the difficulty buttons to filter by Foundational, Core, or Advanced.</w:t>
+        <w:t>Type in the search box to find questions by keyword. Use the category buttons to narrow the list to one of the 8 GM categories. Use the difficulty buttons to filter by Foundational, Core, or Advanced.</w:t>
       </w:r>
     </w:p>
     <w:p>
       <w:pPr>
         <w:pStyle w:val="Heading2"/>
-        <w:spacing w:after="120" w:before="260"/>
-      </w:pPr>
-      <w:r>
-        <w:t xml:space="preserve">4.2 Expanding a Question</w:t>
+        <w:spacing w:before="260" w:after="120"/>
+      </w:pPr>
+      <w:r>
+        <w:t>4.2 Expanding a Question</w:t>
       </w:r>
     </w:p>
     <w:p>
@@ -495,65 +456,73 @@
         <w:spacing w:after="160"/>
       </w:pPr>
       <w:r>
-        <w:t xml:space="preserve">Click anywhere on a question to open it. Each question has four tabs:</w:t>
-      </w:r>
-    </w:p>
-    <w:p>
-      <w:pPr>
-        <w:pStyle w:val="ListParagraph"/>
-        <w:numPr>
-          <w:ilvl w:val="0"/>
-          <w:numId w:val="2"/>
-        </w:numPr>
-        <w:spacing w:after="90"/>
-      </w:pPr>
-      <w:r>
-        <w:t xml:space="preserve">Conversational — a model answer, written the way a strong candidate would actually say it out loud.</w:t>
-      </w:r>
-    </w:p>
-    <w:p>
-      <w:pPr>
-        <w:pStyle w:val="ListParagraph"/>
-        <w:numPr>
-          <w:ilvl w:val="0"/>
-          <w:numId w:val="2"/>
-        </w:numPr>
-        <w:spacing w:after="90"/>
-      </w:pPr>
-      <w:r>
-        <w:t xml:space="preserve">Deep-Dive — the same answer, expanded with more detail, numbers, and business reasoning.</w:t>
-      </w:r>
-    </w:p>
-    <w:p>
-      <w:pPr>
-        <w:pStyle w:val="ListParagraph"/>
-        <w:numPr>
-          <w:ilvl w:val="0"/>
-          <w:numId w:val="2"/>
-        </w:numPr>
-        <w:spacing w:after="90"/>
-      </w:pPr>
-      <w:r>
-        <w:t xml:space="preserve">Coaching — tips on how to deliver the answer and what to emphasize.</w:t>
-      </w:r>
-    </w:p>
-    <w:p>
-      <w:pPr>
-        <w:pStyle w:val="ListParagraph"/>
-        <w:numPr>
-          <w:ilvl w:val="0"/>
-          <w:numId w:val="2"/>
-        </w:numPr>
-        <w:spacing w:after="90"/>
-      </w:pPr>
-      <w:r>
-        <w:t xml:space="preserve">Red Flag — the specific mistake to avoid on this question.</w:t>
+        <w:t>Click anywhere on a question to open it. Each question has four tabs:</w:t>
+      </w:r>
+    </w:p>
+    <w:p>
+      <w:pPr>
+        <w:pStyle w:val="ListParagraph"/>
+        <w:numPr>
+          <w:ilvl w:val="0"/>
+          <w:numId w:val="2"/>
+        </w:numPr>
+        <w:spacing w:after="90"/>
+      </w:pPr>
+      <w:r>
+        <w:t xml:space="preserve">Conversational — a model answer, written the way a strong candidate would </w:t>
+      </w:r>
+      <w:proofErr w:type="gramStart"/>
+      <w:r>
+        <w:t>actually say</w:t>
+      </w:r>
+      <w:proofErr w:type="gramEnd"/>
+      <w:r>
+        <w:t xml:space="preserve"> it out loud.</w:t>
+      </w:r>
+    </w:p>
+    <w:p>
+      <w:pPr>
+        <w:pStyle w:val="ListParagraph"/>
+        <w:numPr>
+          <w:ilvl w:val="0"/>
+          <w:numId w:val="2"/>
+        </w:numPr>
+        <w:spacing w:after="90"/>
+      </w:pPr>
+      <w:r>
+        <w:t>Deep-Dive — the same answer, expanded with more detail, numbers, and business reasoning.</w:t>
+      </w:r>
+    </w:p>
+    <w:p>
+      <w:pPr>
+        <w:pStyle w:val="ListParagraph"/>
+        <w:numPr>
+          <w:ilvl w:val="0"/>
+          <w:numId w:val="2"/>
+        </w:numPr>
+        <w:spacing w:after="90"/>
+      </w:pPr>
+      <w:r>
+        <w:t>Coaching — tips on how to deliver the answer and what to emphasize.</w:t>
+      </w:r>
+    </w:p>
+    <w:p>
+      <w:pPr>
+        <w:pStyle w:val="ListParagraph"/>
+        <w:numPr>
+          <w:ilvl w:val="0"/>
+          <w:numId w:val="2"/>
+        </w:numPr>
+        <w:spacing w:after="90"/>
+      </w:pPr>
+      <w:r>
+        <w:t>Red Flag — the specific mistake to avoid on this question.</w:t>
       </w:r>
     </w:p>
     <w:p>
       <w:pPr>
         <w:pBdr>
-          <w:left w:val="single" w:color="9C7A2E" w:sz="12" w:space="8"/>
+          <w:left w:val="single" w:sz="12" w:space="8" w:color="9C7A2E"/>
         </w:pBdr>
         <w:spacing w:after="200"/>
         <w:ind w:left="200"/>
@@ -563,23 +532,24 @@
           <w:i/>
           <w:iCs/>
           <w:color w:val="555555"/>
-          <w:sz w:val="20"/>
-          <w:szCs w:val="20"/>
-        </w:rPr>
-        <w:t xml:space="preserve">Note: Clicking a tab does not close the question. You can move freely between all four tabs before closing it.</w:t>
-      </w:r>
-    </w:p>
-    <w:p>
-      <w:pPr>
-        <w:spacing w:after="60" w:before="100"/>
+        </w:rPr>
+        <w:t>Note: Clicking a tab does not close the question. You can move freely between all four tabs before closing it.</w:t>
+      </w:r>
+    </w:p>
+    <w:p>
+      <w:pPr>
+        <w:spacing w:before="100" w:after="60"/>
         <w:jc w:val="center"/>
       </w:pPr>
       <w:r>
+        <w:rPr>
+          <w:noProof/>
+        </w:rPr>
         <w:drawing>
-          <wp:inline distT="0" distB="0" distL="0" distR="0">
+          <wp:inline distT="0" distB="0" distL="0" distR="0" wp14:anchorId="6DAD4FDB" wp14:editId="2CDD72B4">
             <wp:extent cx="5238750" cy="1447800"/>
-            <wp:effectExtent t="0" r="0" b="0" l="0"/>
-            <wp:docPr id="1" name="" descr="" title=""/>
+            <wp:effectExtent l="0" t="0" r="0" b="0"/>
+            <wp:docPr id="1874360170" name="Picture 1874360170"/>
             <wp:cNvGraphicFramePr>
               <a:graphicFrameLocks xmlns:a="http://schemas.openxmlformats.org/drawingml/2006/main" noChangeAspect="1"/>
             </wp:cNvGraphicFramePr>
@@ -587,13 +557,13 @@
               <a:graphicData uri="http://schemas.openxmlformats.org/drawingml/2006/picture">
                 <pic:pic xmlns:pic="http://schemas.openxmlformats.org/drawingml/2006/picture">
                   <pic:nvPicPr>
-                    <pic:cNvPr id="0" name="" descr=""/>
+                    <pic:cNvPr id="0" name=""/>
                     <pic:cNvPicPr>
                       <a:picLocks noChangeAspect="1" noChangeArrowheads="1"/>
                     </pic:cNvPicPr>
                   </pic:nvPicPr>
                   <pic:blipFill>
-                    <a:blip r:embed="rId8" cstate="none"/>
+                    <a:blip r:embed="rId7"/>
                     <a:srcRect/>
                     <a:stretch>
                       <a:fillRect/>
@@ -628,16 +598,16 @@
           <w:sz w:val="18"/>
           <w:szCs w:val="18"/>
         </w:rPr>
-        <w:t xml:space="preserve">An open question, showing the four tabs and the "Practice this question" link.</w:t>
+        <w:t>An open question, showing the four tabs and the "Practice this question" link.</w:t>
       </w:r>
     </w:p>
     <w:p>
       <w:pPr>
         <w:pStyle w:val="Heading2"/>
-        <w:spacing w:after="120" w:before="260"/>
-      </w:pPr>
-      <w:r>
-        <w:t xml:space="preserve">4.3 Practicing a Specific Question</w:t>
+        <w:spacing w:before="260" w:after="120"/>
+      </w:pPr>
+      <w:r>
+        <w:t>4.3 Practicing a Specific Question</w:t>
       </w:r>
     </w:p>
     <w:p>
@@ -645,25 +615,25 @@
         <w:spacing w:after="160"/>
       </w:pPr>
       <w:r>
-        <w:t xml:space="preserve">Inside any open question, click "Practice this question →". This opens the practice screen with that exact question loaded, so your practice and feedback are tied to it.</w:t>
+        <w:t>Inside any open question, click "Practice this question →". This opens the practice screen with that exact question loaded, so your practice and feedback are tied to it.</w:t>
       </w:r>
     </w:p>
     <w:p>
       <w:pPr>
         <w:pStyle w:val="Heading1"/>
-        <w:spacing w:after="160" w:before="360"/>
-      </w:pPr>
-      <w:r>
-        <w:t xml:space="preserve">5. Practice Mode</w:t>
+        <w:spacing w:before="360" w:after="160"/>
+      </w:pPr>
+      <w:r>
+        <w:t>5. Practice Mode</w:t>
       </w:r>
     </w:p>
     <w:p>
       <w:pPr>
         <w:pStyle w:val="Heading2"/>
-        <w:spacing w:after="120" w:before="260"/>
-      </w:pPr>
-      <w:r>
-        <w:t xml:space="preserve">5.1 Recording or Typing Your Answer</w:t>
+        <w:spacing w:before="260" w:after="120"/>
+      </w:pPr>
+      <w:r>
+        <w:t>5.1 Recording or Typing Your Answer</w:t>
       </w:r>
     </w:p>
     <w:p>
@@ -671,13 +641,29 @@
         <w:spacing w:after="160"/>
       </w:pPr>
       <w:r>
-        <w:t xml:space="preserve">Click the microphone button to start. Speak your answer naturally, and it will appear as text in real time. Click the microphone again to stop. You can also type or edit your answer directly, whether or not you used the microphone.</w:t>
+        <w:t xml:space="preserve">Click the microphone button to start. Speak your answer naturally, and it will appear as text in real time. Click the microphone again to stop. You can also type or edit your answer directly, </w:t>
+      </w:r>
+      <w:proofErr w:type="gramStart"/>
+      <w:r>
+        <w:t>whether or not</w:t>
+      </w:r>
+      <w:proofErr w:type="gramEnd"/>
+      <w:r>
+        <w:t xml:space="preserve"> you </w:t>
+      </w:r>
+      <w:proofErr w:type="gramStart"/>
+      <w:r>
+        <w:t>used</w:t>
+      </w:r>
+      <w:proofErr w:type="gramEnd"/>
+      <w:r>
+        <w:t xml:space="preserve"> the microphone.</w:t>
       </w:r>
     </w:p>
     <w:p>
       <w:pPr>
         <w:pBdr>
-          <w:left w:val="single" w:color="9C7A2E" w:sz="12" w:space="8"/>
+          <w:left w:val="single" w:sz="12" w:space="8" w:color="9C7A2E"/>
         </w:pBdr>
         <w:spacing w:after="200"/>
         <w:ind w:left="200"/>
@@ -687,19 +673,17 @@
           <w:i/>
           <w:iCs/>
           <w:color w:val="555555"/>
-          <w:sz w:val="20"/>
-          <w:szCs w:val="20"/>
-        </w:rPr>
-        <w:t xml:space="preserve">Note: The microphone needs your browser's permission and works best in Chrome or Edge. If your browser doesn't support it, the tool will let you know on-screen — just type your answer instead.</w:t>
+        </w:rPr>
+        <w:t>Note: The microphone needs your browser's permission and works best in Chrome or Edge. If your browser doesn't support it, the tool will let you know on-screen — just type your answer instead.</w:t>
       </w:r>
     </w:p>
     <w:p>
       <w:pPr>
         <w:pStyle w:val="Heading2"/>
-        <w:spacing w:after="120" w:before="260"/>
-      </w:pPr>
-      <w:r>
-        <w:t xml:space="preserve">5.2 Live Metrics</w:t>
+        <w:spacing w:before="260" w:after="120"/>
+      </w:pPr>
+      <w:r>
+        <w:t>5.2 Live Metrics</w:t>
       </w:r>
     </w:p>
     <w:p>
@@ -707,59 +691,63 @@
         <w:spacing w:after="160"/>
       </w:pPr>
       <w:r>
-        <w:t xml:space="preserve">As soon as you start typing or speaking, three numbers start tracking automatically — no AI needed for these, since they're just measured directly:</w:t>
-      </w:r>
-    </w:p>
-    <w:p>
-      <w:pPr>
-        <w:pStyle w:val="ListParagraph"/>
-        <w:numPr>
-          <w:ilvl w:val="0"/>
-          <w:numId w:val="2"/>
-        </w:numPr>
-        <w:spacing w:after="90"/>
-      </w:pPr>
-      <w:r>
-        <w:t xml:space="preserve">Duration — how long you've been answering, timed from your first keystroke or the moment you start recording.</w:t>
-      </w:r>
-    </w:p>
-    <w:p>
-      <w:pPr>
-        <w:pStyle w:val="ListParagraph"/>
-        <w:numPr>
-          <w:ilvl w:val="0"/>
-          <w:numId w:val="2"/>
-        </w:numPr>
-        <w:spacing w:after="90"/>
-      </w:pPr>
-      <w:r>
-        <w:t xml:space="preserve">Pace — your words per minute, calculated from your actual answer length and elapsed time.</w:t>
-      </w:r>
-    </w:p>
-    <w:p>
-      <w:pPr>
-        <w:pStyle w:val="ListParagraph"/>
-        <w:numPr>
-          <w:ilvl w:val="0"/>
-          <w:numId w:val="2"/>
-        </w:numPr>
-        <w:spacing w:after="90"/>
-      </w:pPr>
-      <w:r>
-        <w:t xml:space="preserve">Filler Words — a live count of words like "um," "uh," "like," and "you know."</w:t>
-      </w:r>
-    </w:p>
-    <w:p>
-      <w:pPr>
-        <w:spacing w:after="60" w:before="100"/>
+        <w:t>As soon as you start typing or speaking, three numbers start tracking automatically — no AI needed for these, since they're just measured directly:</w:t>
+      </w:r>
+    </w:p>
+    <w:p>
+      <w:pPr>
+        <w:pStyle w:val="ListParagraph"/>
+        <w:numPr>
+          <w:ilvl w:val="0"/>
+          <w:numId w:val="2"/>
+        </w:numPr>
+        <w:spacing w:after="90"/>
+      </w:pPr>
+      <w:r>
+        <w:t>Duration — how long you've been answering, timed from your first keystroke or the moment you start recording.</w:t>
+      </w:r>
+    </w:p>
+    <w:p>
+      <w:pPr>
+        <w:pStyle w:val="ListParagraph"/>
+        <w:numPr>
+          <w:ilvl w:val="0"/>
+          <w:numId w:val="2"/>
+        </w:numPr>
+        <w:spacing w:after="90"/>
+      </w:pPr>
+      <w:r>
+        <w:t>Pace — your words per minute, calculated from your actual answer length and elapsed time.</w:t>
+      </w:r>
+    </w:p>
+    <w:p>
+      <w:pPr>
+        <w:pStyle w:val="ListParagraph"/>
+        <w:numPr>
+          <w:ilvl w:val="0"/>
+          <w:numId w:val="2"/>
+        </w:numPr>
+        <w:spacing w:after="90"/>
+      </w:pPr>
+      <w:r>
+        <w:t>Filler Words — a live count of words like "um," "uh," "like," and "you know."</w:t>
+      </w:r>
+    </w:p>
+    <w:p>
+      <w:pPr>
+        <w:spacing w:before="100" w:after="60"/>
         <w:jc w:val="center"/>
       </w:pPr>
       <w:r>
+        <w:rPr>
+          <w:noProof/>
+        </w:rPr>
+        <w:lastRenderedPageBreak/>
         <w:drawing>
-          <wp:inline distT="0" distB="0" distL="0" distR="0">
+          <wp:inline distT="0" distB="0" distL="0" distR="0" wp14:anchorId="46863DD4" wp14:editId="26FED113">
             <wp:extent cx="4762500" cy="542925"/>
-            <wp:effectExtent t="0" r="0" b="0" l="0"/>
-            <wp:docPr id="1" name="" descr="" title=""/>
+            <wp:effectExtent l="0" t="0" r="0" b="0"/>
+            <wp:docPr id="1061355545" name="Picture 1061355545"/>
             <wp:cNvGraphicFramePr>
               <a:graphicFrameLocks xmlns:a="http://schemas.openxmlformats.org/drawingml/2006/main" noChangeAspect="1"/>
             </wp:cNvGraphicFramePr>
@@ -767,13 +755,13 @@
               <a:graphicData uri="http://schemas.openxmlformats.org/drawingml/2006/picture">
                 <pic:pic xmlns:pic="http://schemas.openxmlformats.org/drawingml/2006/picture">
                   <pic:nvPicPr>
-                    <pic:cNvPr id="0" name="" descr=""/>
+                    <pic:cNvPr id="0" name=""/>
                     <pic:cNvPicPr>
                       <a:picLocks noChangeAspect="1" noChangeArrowheads="1"/>
                     </pic:cNvPicPr>
                   </pic:nvPicPr>
                   <pic:blipFill>
-                    <a:blip r:embed="rId9" cstate="none"/>
+                    <a:blip r:embed="rId8"/>
                     <a:srcRect/>
                     <a:stretch>
                       <a:fillRect/>
@@ -808,16 +796,16 @@
           <w:sz w:val="18"/>
           <w:szCs w:val="18"/>
         </w:rPr>
-        <w:t xml:space="preserve">Duration, Pace, and Filler Words update live as you speak or type.</w:t>
+        <w:t>Duration, Pace, and Filler Words update live as you speak or type.</w:t>
       </w:r>
     </w:p>
     <w:p>
       <w:pPr>
         <w:pStyle w:val="Heading2"/>
-        <w:spacing w:after="120" w:before="260"/>
-      </w:pPr>
-      <w:r>
-        <w:t xml:space="preserve">5.3 Getting Your Answer Evaluated</w:t>
+        <w:spacing w:before="260" w:after="120"/>
+      </w:pPr>
+      <w:r>
+        <w:t>5.3 Getting Your Answer Evaluated</w:t>
       </w:r>
     </w:p>
     <w:p>
@@ -825,7 +813,7 @@
         <w:spacing w:after="160"/>
       </w:pPr>
       <w:r>
-        <w:t xml:space="preserve">This tool doesn't connect to a live AI model, so it can't grade your answer by itself. Instead, it writes the evaluation prompt for you — you just copy it, paste it into Claude or ChatGPT, and read back the scores it gives you.</w:t>
+        <w:t>This tool doesn't connect to a live AI model, so it can't grade your answer by itself. Instead, it writes the evaluation prompt for you — you just copy it, paste it into Claude or ChatGPT, and read back the scores it gives you.</w:t>
       </w:r>
     </w:p>
     <w:p>
@@ -838,7 +826,15 @@
         <w:spacing w:after="90"/>
       </w:pPr>
       <w:r>
-        <w:t xml:space="preserve">Type or speak your answer as usual.</w:t>
+        <w:t xml:space="preserve">Type or </w:t>
+      </w:r>
+      <w:proofErr w:type="gramStart"/>
+      <w:r>
+        <w:t>speak</w:t>
+      </w:r>
+      <w:proofErr w:type="gramEnd"/>
+      <w:r>
+        <w:t xml:space="preserve"> your answer as usual.</w:t>
       </w:r>
     </w:p>
     <w:p>
@@ -851,7 +847,7 @@
         <w:spacing w:after="90"/>
       </w:pPr>
       <w:r>
-        <w:t xml:space="preserve">Click "Copy Prompt." This copies a ready-made request that already includes your question, your answer, and your delivery metrics.</w:t>
+        <w:t>Click "Copy Prompt." This copies a ready-made request that already includes your question, your answer, and your delivery metrics.</w:t>
       </w:r>
     </w:p>
     <w:p>
@@ -864,7 +860,7 @@
         <w:spacing w:after="90"/>
       </w:pPr>
       <w:r>
-        <w:t xml:space="preserve">Paste it into Claude, ChatGPT, or any AI chat tool you have access to.</w:t>
+        <w:t>Paste it into Claude, ChatGPT, or any AI chat tool you have access to.</w:t>
       </w:r>
     </w:p>
     <w:p>
@@ -877,7 +873,15 @@
         <w:spacing w:after="90"/>
       </w:pPr>
       <w:r>
-        <w:t xml:space="preserve">Read the five scores in its response, and enter each one in the matching dropdown below the prompt box.</w:t>
+        <w:t xml:space="preserve">Read the five scores in its </w:t>
+      </w:r>
+      <w:proofErr w:type="gramStart"/>
+      <w:r>
+        <w:t>response, and</w:t>
+      </w:r>
+      <w:proofErr w:type="gramEnd"/>
+      <w:r>
+        <w:t xml:space="preserve"> enter each one in the matching dropdown below the prompt box.</w:t>
       </w:r>
     </w:p>
     <w:p>
@@ -890,20 +894,23 @@
         <w:spacing w:after="90"/>
       </w:pPr>
       <w:r>
-        <w:t xml:space="preserve">Click "Save to Dashboard" to log this attempt. All five scores must be filled in first.</w:t>
-      </w:r>
-    </w:p>
-    <w:p>
-      <w:pPr>
-        <w:spacing w:after="60" w:before="100"/>
+        <w:t>Click "Save to Dashboard" to log this attempt. All five scores must be filled in first.</w:t>
+      </w:r>
+    </w:p>
+    <w:p>
+      <w:pPr>
+        <w:spacing w:before="100" w:after="60"/>
         <w:jc w:val="center"/>
       </w:pPr>
       <w:r>
+        <w:rPr>
+          <w:noProof/>
+        </w:rPr>
         <w:drawing>
-          <wp:inline distT="0" distB="0" distL="0" distR="0">
+          <wp:inline distT="0" distB="0" distL="0" distR="0" wp14:anchorId="18A77E53" wp14:editId="6CA6075F">
             <wp:extent cx="4762500" cy="4419600"/>
-            <wp:effectExtent t="0" r="0" b="0" l="0"/>
-            <wp:docPr id="1" name="" descr="" title=""/>
+            <wp:effectExtent l="0" t="0" r="0" b="0"/>
+            <wp:docPr id="113482348" name="Picture 113482348"/>
             <wp:cNvGraphicFramePr>
               <a:graphicFrameLocks xmlns:a="http://schemas.openxmlformats.org/drawingml/2006/main" noChangeAspect="1"/>
             </wp:cNvGraphicFramePr>
@@ -911,13 +918,13 @@
               <a:graphicData uri="http://schemas.openxmlformats.org/drawingml/2006/picture">
                 <pic:pic xmlns:pic="http://schemas.openxmlformats.org/drawingml/2006/picture">
                   <pic:nvPicPr>
-                    <pic:cNvPr id="0" name="" descr=""/>
+                    <pic:cNvPr id="0" name=""/>
                     <pic:cNvPicPr>
                       <a:picLocks noChangeAspect="1" noChangeArrowheads="1"/>
                     </pic:cNvPicPr>
                   </pic:nvPicPr>
                   <pic:blipFill>
-                    <a:blip r:embed="rId10" cstate="none"/>
+                    <a:blip r:embed="rId9"/>
                     <a:srcRect/>
                     <a:stretch>
                       <a:fillRect/>
@@ -952,13 +959,13 @@
           <w:sz w:val="18"/>
           <w:szCs w:val="18"/>
         </w:rPr>
-        <w:t xml:space="preserve">The Log Your Evaluation section: copy the prompt, get scored by a real AI, then enter the five scores here.</w:t>
+        <w:t>The Log Your Evaluation section: copy the prompt, get scored by a real AI, then enter the five scores here.</w:t>
       </w:r>
     </w:p>
     <w:p>
       <w:pPr>
         <w:pBdr>
-          <w:left w:val="single" w:color="9C7A2E" w:sz="12" w:space="8"/>
+          <w:left w:val="single" w:sz="12" w:space="8" w:color="9C7A2E"/>
         </w:pBdr>
         <w:spacing w:after="200"/>
         <w:ind w:left="200"/>
@@ -968,19 +975,71 @@
           <w:i/>
           <w:iCs/>
           <w:color w:val="555555"/>
-          <w:sz w:val="20"/>
-          <w:szCs w:val="20"/>
-        </w:rPr>
-        <w:t xml:space="preserve">Note: Nothing stops you from entering scores without actually running the prompt — this tool trusts you to use it honestly, the same as a paper self-assessment would. The value only comes through if you actually get real feedback first.</w:t>
+        </w:rPr>
+        <w:t xml:space="preserve">Note: Nothing stops you from entering scores without </w:t>
+      </w:r>
+      <w:proofErr w:type="gramStart"/>
+      <w:r>
+        <w:rPr>
+          <w:i/>
+          <w:iCs/>
+          <w:color w:val="555555"/>
+        </w:rPr>
+        <w:t>actually running</w:t>
+      </w:r>
+      <w:proofErr w:type="gramEnd"/>
+      <w:r>
+        <w:rPr>
+          <w:i/>
+          <w:iCs/>
+          <w:color w:val="555555"/>
+        </w:rPr>
+        <w:t xml:space="preserve"> the </w:t>
+      </w:r>
+      <w:proofErr w:type="gramStart"/>
+      <w:r>
+        <w:rPr>
+          <w:i/>
+          <w:iCs/>
+          <w:color w:val="555555"/>
+        </w:rPr>
+        <w:t>prompt — this</w:t>
+      </w:r>
+      <w:proofErr w:type="gramEnd"/>
+      <w:r>
+        <w:rPr>
+          <w:i/>
+          <w:iCs/>
+          <w:color w:val="555555"/>
+        </w:rPr>
+        <w:t xml:space="preserve"> tool trusts you to use it honestly, the same as a paper self-assessment would. The value only comes through if you </w:t>
+      </w:r>
+      <w:proofErr w:type="gramStart"/>
+      <w:r>
+        <w:rPr>
+          <w:i/>
+          <w:iCs/>
+          <w:color w:val="555555"/>
+        </w:rPr>
+        <w:t>actually get</w:t>
+      </w:r>
+      <w:proofErr w:type="gramEnd"/>
+      <w:r>
+        <w:rPr>
+          <w:i/>
+          <w:iCs/>
+          <w:color w:val="555555"/>
+        </w:rPr>
+        <w:t xml:space="preserve"> real feedback first.</w:t>
       </w:r>
     </w:p>
     <w:p>
       <w:pPr>
         <w:pStyle w:val="Heading2"/>
-        <w:spacing w:after="120" w:before="260"/>
-      </w:pPr>
-      <w:r>
-        <w:t xml:space="preserve">5.4 The Five Scores</w:t>
+        <w:spacing w:before="260" w:after="120"/>
+      </w:pPr>
+      <w:r>
+        <w:t>5.4 The Five Scores</w:t>
       </w:r>
     </w:p>
     <w:p>
@@ -988,72 +1047,73 @@
         <w:spacing w:after="160"/>
       </w:pPr>
       <w:r>
-        <w:t xml:space="preserve">Every evaluation is scored on the same five dimensions, each from 1 to 5:</w:t>
-      </w:r>
-    </w:p>
-    <w:p>
-      <w:pPr>
-        <w:pStyle w:val="ListParagraph"/>
-        <w:numPr>
-          <w:ilvl w:val="0"/>
-          <w:numId w:val="2"/>
-        </w:numPr>
-        <w:spacing w:after="90"/>
-      </w:pPr>
-      <w:r>
-        <w:t xml:space="preserve">Business Acumen &amp; P&amp;L Judgment</w:t>
-      </w:r>
-    </w:p>
-    <w:p>
-      <w:pPr>
-        <w:pStyle w:val="ListParagraph"/>
-        <w:numPr>
-          <w:ilvl w:val="0"/>
-          <w:numId w:val="2"/>
-        </w:numPr>
-        <w:spacing w:after="90"/>
-      </w:pPr>
-      <w:r>
-        <w:t xml:space="preserve">Structured Problem-Solving</w:t>
-      </w:r>
-    </w:p>
-    <w:p>
-      <w:pPr>
-        <w:pStyle w:val="ListParagraph"/>
-        <w:numPr>
-          <w:ilvl w:val="0"/>
-          <w:numId w:val="2"/>
-        </w:numPr>
-        <w:spacing w:after="90"/>
-      </w:pPr>
-      <w:r>
-        <w:t xml:space="preserve">Cross-Functional Leadership &amp; Influence</w:t>
-      </w:r>
-    </w:p>
-    <w:p>
-      <w:pPr>
-        <w:pStyle w:val="ListParagraph"/>
-        <w:numPr>
-          <w:ilvl w:val="0"/>
-          <w:numId w:val="2"/>
-        </w:numPr>
-        <w:spacing w:after="90"/>
-      </w:pPr>
-      <w:r>
-        <w:t xml:space="preserve">Strategic Judgment &amp; Prioritization</w:t>
-      </w:r>
-    </w:p>
-    <w:p>
-      <w:pPr>
-        <w:pStyle w:val="ListParagraph"/>
-        <w:numPr>
-          <w:ilvl w:val="0"/>
-          <w:numId w:val="2"/>
-        </w:numPr>
-        <w:spacing w:after="90"/>
-      </w:pPr>
-      <w:r>
-        <w:t xml:space="preserve">Delivery, Pacing &amp; Presence</w:t>
+        <w:t>Every evaluation is scored on the same five dimensions, each from 1 to 5:</w:t>
+      </w:r>
+    </w:p>
+    <w:p>
+      <w:pPr>
+        <w:pStyle w:val="ListParagraph"/>
+        <w:numPr>
+          <w:ilvl w:val="0"/>
+          <w:numId w:val="2"/>
+        </w:numPr>
+        <w:spacing w:after="90"/>
+      </w:pPr>
+      <w:r>
+        <w:t>Business Acumen &amp; P&amp;L Judgment</w:t>
+      </w:r>
+    </w:p>
+    <w:p>
+      <w:pPr>
+        <w:pStyle w:val="ListParagraph"/>
+        <w:numPr>
+          <w:ilvl w:val="0"/>
+          <w:numId w:val="2"/>
+        </w:numPr>
+        <w:spacing w:after="90"/>
+      </w:pPr>
+      <w:r>
+        <w:lastRenderedPageBreak/>
+        <w:t>Structured Problem-Solving</w:t>
+      </w:r>
+    </w:p>
+    <w:p>
+      <w:pPr>
+        <w:pStyle w:val="ListParagraph"/>
+        <w:numPr>
+          <w:ilvl w:val="0"/>
+          <w:numId w:val="2"/>
+        </w:numPr>
+        <w:spacing w:after="90"/>
+      </w:pPr>
+      <w:r>
+        <w:t>Cross-Functional Leadership &amp; Influence</w:t>
+      </w:r>
+    </w:p>
+    <w:p>
+      <w:pPr>
+        <w:pStyle w:val="ListParagraph"/>
+        <w:numPr>
+          <w:ilvl w:val="0"/>
+          <w:numId w:val="2"/>
+        </w:numPr>
+        <w:spacing w:after="90"/>
+      </w:pPr>
+      <w:r>
+        <w:t>Strategic Judgment &amp; Prioritization</w:t>
+      </w:r>
+    </w:p>
+    <w:p>
+      <w:pPr>
+        <w:pStyle w:val="ListParagraph"/>
+        <w:numPr>
+          <w:ilvl w:val="0"/>
+          <w:numId w:val="2"/>
+        </w:numPr>
+        <w:spacing w:after="90"/>
+      </w:pPr>
+      <w:r>
+        <w:t>Delivery, Pacing &amp; Presence</w:t>
       </w:r>
     </w:p>
     <w:p>
@@ -1061,16 +1121,16 @@
         <w:spacing w:after="160"/>
       </w:pPr>
       <w:r>
-        <w:t xml:space="preserve">These five combine into one Overall score out of 100, which is what feeds your Readiness Dashboard — see the next section.</w:t>
+        <w:t>These five combine into one Overall score out of 100, which is what feeds your Readiness Dashboard — see the next section.</w:t>
       </w:r>
     </w:p>
     <w:p>
       <w:pPr>
         <w:pStyle w:val="Heading2"/>
-        <w:spacing w:after="120" w:before="260"/>
-      </w:pPr>
-      <w:r>
-        <w:t xml:space="preserve">5.5 Readiness Tracker</w:t>
+        <w:spacing w:before="260" w:after="120"/>
+      </w:pPr>
+      <w:r>
+        <w:t>5.5 Readiness Tracker</w:t>
       </w:r>
     </w:p>
     <w:p>
@@ -1078,16 +1138,16 @@
         <w:spacing w:after="160"/>
       </w:pPr>
       <w:r>
-        <w:t xml:space="preserve">The Question Bank page shows a short readiness bar with a running count of how many of the 100 questions you've evaluated at least once. For the full breakdown — your Overall Readiness, category-by-category strength, and your progress over time — see the next section.</w:t>
+        <w:t>The Question Bank page shows a short readiness bar with a running count of how many of the 100 questions you've evaluated at least once. For the full breakdown — your Overall Readiness, category-by-category strength, and your progress over time — see the next section.</w:t>
       </w:r>
     </w:p>
     <w:p>
       <w:pPr>
         <w:pStyle w:val="Heading1"/>
-        <w:spacing w:after="160" w:before="360"/>
-      </w:pPr>
-      <w:r>
-        <w:t xml:space="preserve">6. Readiness Dashboard</w:t>
+        <w:spacing w:before="360" w:after="160"/>
+      </w:pPr>
+      <w:r>
+        <w:t>6. Readiness Dashboard</w:t>
       </w:r>
     </w:p>
     <w:p>
@@ -1095,16 +1155,16 @@
         <w:spacing w:after="160"/>
       </w:pPr>
       <w:r>
-        <w:t xml:space="preserve">Every evaluation you save builds out this dashboard — so you can see your progress across all eight categories, not just how one practice session went.</w:t>
+        <w:t>Every evaluation you save builds out this dashboard — so you can see your progress across all eight categories, not just how one practice session went.</w:t>
       </w:r>
     </w:p>
     <w:p>
       <w:pPr>
         <w:pStyle w:val="Heading2"/>
-        <w:spacing w:after="120" w:before="260"/>
-      </w:pPr>
-      <w:r>
-        <w:t xml:space="preserve">6.1 Overall Readiness</w:t>
+        <w:spacing w:before="260" w:after="120"/>
+      </w:pPr>
+      <w:r>
+        <w:t>6.1 Overall Readiness</w:t>
       </w:r>
     </w:p>
     <w:p>
@@ -1112,20 +1172,23 @@
         <w:spacing w:after="160"/>
       </w:pPr>
       <w:r>
-        <w:t xml:space="preserve">A ring in the top-left of the dashboard shows your Overall Readiness as a single percentage, averaged across every question you've evaluated at least once. It's labeled with one of four stages: Needs Work, Developing, Solid Progress, or Interview Ready.</w:t>
-      </w:r>
-    </w:p>
-    <w:p>
-      <w:pPr>
-        <w:spacing w:after="60" w:before="100"/>
+        <w:t>A ring in the top-left of the dashboard shows your Overall Readiness as a single percentage, averaged across every question you've evaluated at least once. It's labeled with one of four stages: Needs Work, Developing, Solid Progress, or Interview Ready.</w:t>
+      </w:r>
+    </w:p>
+    <w:p>
+      <w:pPr>
+        <w:spacing w:before="100" w:after="60"/>
         <w:jc w:val="center"/>
       </w:pPr>
       <w:r>
+        <w:rPr>
+          <w:noProof/>
+        </w:rPr>
         <w:drawing>
-          <wp:inline distT="0" distB="0" distL="0" distR="0">
+          <wp:inline distT="0" distB="0" distL="0" distR="0" wp14:anchorId="3875C3D2" wp14:editId="18E60FF4">
             <wp:extent cx="2667000" cy="2895600"/>
-            <wp:effectExtent t="0" r="0" b="0" l="0"/>
-            <wp:docPr id="1" name="" descr="" title=""/>
+            <wp:effectExtent l="0" t="0" r="0" b="0"/>
+            <wp:docPr id="673438800" name="Picture 673438800"/>
             <wp:cNvGraphicFramePr>
               <a:graphicFrameLocks xmlns:a="http://schemas.openxmlformats.org/drawingml/2006/main" noChangeAspect="1"/>
             </wp:cNvGraphicFramePr>
@@ -1133,13 +1196,13 @@
               <a:graphicData uri="http://schemas.openxmlformats.org/drawingml/2006/picture">
                 <pic:pic xmlns:pic="http://schemas.openxmlformats.org/drawingml/2006/picture">
                   <pic:nvPicPr>
-                    <pic:cNvPr id="0" name="" descr=""/>
+                    <pic:cNvPr id="0" name=""/>
                     <pic:cNvPicPr>
                       <a:picLocks noChangeAspect="1" noChangeArrowheads="1"/>
                     </pic:cNvPicPr>
                   </pic:nvPicPr>
                   <pic:blipFill>
-                    <a:blip r:embed="rId11" cstate="none"/>
+                    <a:blip r:embed="rId10"/>
                     <a:srcRect/>
                     <a:stretch>
                       <a:fillRect/>
@@ -1174,16 +1237,38 @@
           <w:sz w:val="18"/>
           <w:szCs w:val="18"/>
         </w:rPr>
-        <w:t xml:space="preserve">The Overall Readiness ring, with your current stage and a short summary underneath.</w:t>
+        <w:t xml:space="preserve">The Overall Readiness </w:t>
+      </w:r>
+      <w:proofErr w:type="gramStart"/>
+      <w:r>
+        <w:rPr>
+          <w:i/>
+          <w:iCs/>
+          <w:color w:val="555555"/>
+          <w:sz w:val="18"/>
+          <w:szCs w:val="18"/>
+        </w:rPr>
+        <w:t>ring</w:t>
+      </w:r>
+      <w:proofErr w:type="gramEnd"/>
+      <w:r>
+        <w:rPr>
+          <w:i/>
+          <w:iCs/>
+          <w:color w:val="555555"/>
+          <w:sz w:val="18"/>
+          <w:szCs w:val="18"/>
+        </w:rPr>
+        <w:t>, with your current stage and a short summary underneath.</w:t>
       </w:r>
     </w:p>
     <w:p>
       <w:pPr>
         <w:pStyle w:val="Heading2"/>
-        <w:spacing w:after="120" w:before="260"/>
-      </w:pPr>
-      <w:r>
-        <w:t xml:space="preserve">6.2 Domain Mastery</w:t>
+        <w:spacing w:before="260" w:after="120"/>
+      </w:pPr>
+      <w:r>
+        <w:t>6.2 Domain Mastery</w:t>
       </w:r>
     </w:p>
     <w:p>
@@ -1191,20 +1276,24 @@
         <w:spacing w:after="160"/>
       </w:pPr>
       <w:r>
-        <w:t xml:space="preserve">Next to the ring, a bar for each of the 8 categories shows your average score there and how many of that category's questions you've evaluated. This is the fastest way to see which categories still need work.</w:t>
-      </w:r>
-    </w:p>
-    <w:p>
-      <w:pPr>
-        <w:spacing w:after="60" w:before="100"/>
+        <w:t>Next to the ring, a bar for each of the 8 categories shows your average score there and how many of that category's questions you've evaluated. This is the fastest way to see which categories still need work.</w:t>
+      </w:r>
+    </w:p>
+    <w:p>
+      <w:pPr>
+        <w:spacing w:before="100" w:after="60"/>
         <w:jc w:val="center"/>
       </w:pPr>
       <w:r>
+        <w:rPr>
+          <w:noProof/>
+        </w:rPr>
+        <w:lastRenderedPageBreak/>
         <w:drawing>
-          <wp:inline distT="0" distB="0" distL="0" distR="0">
+          <wp:inline distT="0" distB="0" distL="0" distR="0" wp14:anchorId="4CFED41D" wp14:editId="671C3985">
             <wp:extent cx="3771900" cy="6448425"/>
-            <wp:effectExtent t="0" r="0" b="0" l="0"/>
-            <wp:docPr id="1" name="" descr="" title=""/>
+            <wp:effectExtent l="0" t="0" r="0" b="0"/>
+            <wp:docPr id="1071945343" name="Picture 1071945343"/>
             <wp:cNvGraphicFramePr>
               <a:graphicFrameLocks xmlns:a="http://schemas.openxmlformats.org/drawingml/2006/main" noChangeAspect="1"/>
             </wp:cNvGraphicFramePr>
@@ -1212,13 +1301,13 @@
               <a:graphicData uri="http://schemas.openxmlformats.org/drawingml/2006/picture">
                 <pic:pic xmlns:pic="http://schemas.openxmlformats.org/drawingml/2006/picture">
                   <pic:nvPicPr>
-                    <pic:cNvPr id="0" name="" descr=""/>
+                    <pic:cNvPr id="0" name=""/>
                     <pic:cNvPicPr>
                       <a:picLocks noChangeAspect="1" noChangeArrowheads="1"/>
                     </pic:cNvPicPr>
                   </pic:nvPicPr>
                   <pic:blipFill>
-                    <a:blip r:embed="rId12" cstate="none"/>
+                    <a:blip r:embed="rId11"/>
                     <a:srcRect/>
                     <a:stretch>
                       <a:fillRect/>
@@ -1253,16 +1342,24 @@
           <w:sz w:val="18"/>
           <w:szCs w:val="18"/>
         </w:rPr>
-        <w:t xml:space="preserve">Domain Mastery: one bar per category, color-coded from red (needs work) to green (interview ready).</w:t>
+        <w:t>Domain Mastery: one bar per category, color-coded from red (needs work) to green (interview ready).</w:t>
       </w:r>
     </w:p>
     <w:p>
       <w:pPr>
         <w:pStyle w:val="Heading2"/>
-        <w:spacing w:after="120" w:before="260"/>
-      </w:pPr>
-      <w:r>
-        <w:t xml:space="preserve">6.3 Score Progress Over Time</w:t>
+        <w:spacing w:before="260" w:after="120"/>
+      </w:pPr>
+      <w:r>
+        <w:t xml:space="preserve">6.3 </w:t>
+      </w:r>
+      <w:proofErr w:type="gramStart"/>
+      <w:r>
+        <w:t>Score</w:t>
+      </w:r>
+      <w:proofErr w:type="gramEnd"/>
+      <w:r>
+        <w:t xml:space="preserve"> Progress Over Time</w:t>
       </w:r>
     </w:p>
     <w:p>
@@ -1270,16 +1367,24 @@
         <w:spacing w:after="160"/>
       </w:pPr>
       <w:r>
-        <w:t xml:space="preserve">Below Domain Mastery, a line chart plots your last 30 saved evaluations in order, so you can see whether your scores are actually trending up as you practice more.</w:t>
+        <w:t xml:space="preserve">Below Domain Mastery, a line chart plots your last 30 saved evaluations in order, so you can see whether your scores are </w:t>
+      </w:r>
+      <w:proofErr w:type="gramStart"/>
+      <w:r>
+        <w:t>actually trending</w:t>
+      </w:r>
+      <w:proofErr w:type="gramEnd"/>
+      <w:r>
+        <w:t xml:space="preserve"> up as you practice more.</w:t>
       </w:r>
     </w:p>
     <w:p>
       <w:pPr>
         <w:pStyle w:val="Heading2"/>
-        <w:spacing w:after="120" w:before="260"/>
-      </w:pPr>
-      <w:r>
-        <w:t xml:space="preserve">6.4 Export, Import, and Reset</w:t>
+        <w:spacing w:before="260" w:after="120"/>
+      </w:pPr>
+      <w:r>
+        <w:t>6.4 Export, Import, and Reset</w:t>
       </w:r>
     </w:p>
     <w:p>
@@ -1287,20 +1392,24 @@
         <w:spacing w:after="160"/>
       </w:pPr>
       <w:r>
-        <w:t xml:space="preserve">Three buttons sit at the top of the Readiness Dashboard:</w:t>
-      </w:r>
-    </w:p>
-    <w:p>
-      <w:pPr>
-        <w:spacing w:after="60" w:before="100"/>
+        <w:t>Three buttons sit at the top of the Readiness Dashboard:</w:t>
+      </w:r>
+    </w:p>
+    <w:p>
+      <w:pPr>
+        <w:spacing w:before="100" w:after="60"/>
         <w:jc w:val="center"/>
       </w:pPr>
       <w:r>
+        <w:rPr>
+          <w:noProof/>
+        </w:rPr>
+        <w:lastRenderedPageBreak/>
         <w:drawing>
-          <wp:inline distT="0" distB="0" distL="0" distR="0">
+          <wp:inline distT="0" distB="0" distL="0" distR="0" wp14:anchorId="40D78D1E" wp14:editId="284D7DA9">
             <wp:extent cx="4762500" cy="1200150"/>
-            <wp:effectExtent t="0" r="0" b="0" l="0"/>
-            <wp:docPr id="1" name="" descr="" title=""/>
+            <wp:effectExtent l="0" t="0" r="0" b="0"/>
+            <wp:docPr id="386880710" name="Picture 386880710"/>
             <wp:cNvGraphicFramePr>
               <a:graphicFrameLocks xmlns:a="http://schemas.openxmlformats.org/drawingml/2006/main" noChangeAspect="1"/>
             </wp:cNvGraphicFramePr>
@@ -1308,13 +1417,13 @@
               <a:graphicData uri="http://schemas.openxmlformats.org/drawingml/2006/picture">
                 <pic:pic xmlns:pic="http://schemas.openxmlformats.org/drawingml/2006/picture">
                   <pic:nvPicPr>
-                    <pic:cNvPr id="0" name="" descr=""/>
+                    <pic:cNvPr id="0" name=""/>
                     <pic:cNvPicPr>
                       <a:picLocks noChangeAspect="1" noChangeArrowheads="1"/>
                     </pic:cNvPicPr>
                   </pic:nvPicPr>
                   <pic:blipFill>
-                    <a:blip r:embed="rId13" cstate="none"/>
+                    <a:blip r:embed="rId12"/>
                     <a:srcRect/>
                     <a:stretch>
                       <a:fillRect/>
@@ -1349,55 +1458,63 @@
           <w:sz w:val="18"/>
           <w:szCs w:val="18"/>
         </w:rPr>
-        <w:t xml:space="preserve">Export, Import, and Reset — at the top of the Readiness Dashboard.</w:t>
-      </w:r>
-    </w:p>
-    <w:p>
-      <w:pPr>
-        <w:pStyle w:val="ListParagraph"/>
-        <w:numPr>
-          <w:ilvl w:val="0"/>
-          <w:numId w:val="2"/>
-        </w:numPr>
-        <w:spacing w:after="90"/>
-      </w:pPr>
-      <w:r>
-        <w:t xml:space="preserve">Export — downloads all your saved progress as a single file. Use this to back up your progress, or to move it to a different computer or browser.</w:t>
-      </w:r>
-    </w:p>
-    <w:p>
-      <w:pPr>
-        <w:pStyle w:val="ListParagraph"/>
-        <w:numPr>
-          <w:ilvl w:val="0"/>
-          <w:numId w:val="2"/>
-        </w:numPr>
-        <w:spacing w:after="90"/>
-      </w:pPr>
-      <w:r>
-        <w:t xml:space="preserve">Import — loads a previously exported file back in. This replaces whatever progress is currently saved on this device, so use it to restore a backup or bring progress over from another device.</w:t>
-      </w:r>
-    </w:p>
-    <w:p>
-      <w:pPr>
-        <w:pStyle w:val="ListParagraph"/>
-        <w:numPr>
-          <w:ilvl w:val="0"/>
-          <w:numId w:val="2"/>
-        </w:numPr>
-        <w:spacing w:after="90"/>
-      </w:pPr>
-      <w:r>
-        <w:t xml:space="preserve">Reset — permanently clears all saved progress on this device. It will ask you to confirm first, since this can't be undone — export a backup first if you're not sure.</w:t>
+        <w:t>Export, Import, and Reset — at the top of the Readiness Dashboard.</w:t>
+      </w:r>
+    </w:p>
+    <w:p>
+      <w:pPr>
+        <w:pStyle w:val="ListParagraph"/>
+        <w:numPr>
+          <w:ilvl w:val="0"/>
+          <w:numId w:val="2"/>
+        </w:numPr>
+        <w:spacing w:after="90"/>
+      </w:pPr>
+      <w:r>
+        <w:t>Export — downloads all your saved progress as a single file. Use this to back up your progress, or to move it to a different computer or browser.</w:t>
+      </w:r>
+    </w:p>
+    <w:p>
+      <w:pPr>
+        <w:pStyle w:val="ListParagraph"/>
+        <w:numPr>
+          <w:ilvl w:val="0"/>
+          <w:numId w:val="2"/>
+        </w:numPr>
+        <w:spacing w:after="90"/>
+      </w:pPr>
+      <w:r>
+        <w:t>Import — loads a previously exported file back in. This replaces whatever progress is currently saved on this device, so use it to restore a backup or bring progress over from another device.</w:t>
+      </w:r>
+    </w:p>
+    <w:p>
+      <w:pPr>
+        <w:pStyle w:val="ListParagraph"/>
+        <w:numPr>
+          <w:ilvl w:val="0"/>
+          <w:numId w:val="2"/>
+        </w:numPr>
+        <w:spacing w:after="90"/>
+      </w:pPr>
+      <w:r>
+        <w:t>Reset — permanently clears all saved progress on this device. It will ask you to confirm first, since this can't be undone — export a backup first if you're not sure.</w:t>
       </w:r>
     </w:p>
     <w:p>
       <w:pPr>
         <w:pStyle w:val="Heading2"/>
-        <w:spacing w:after="120" w:before="260"/>
-      </w:pPr>
-      <w:r>
-        <w:t xml:space="preserve">6.5 Your Progress Is Saved On This Device</w:t>
+        <w:spacing w:before="260" w:after="120"/>
+      </w:pPr>
+      <w:r>
+        <w:t xml:space="preserve">6.5 Your Progress Is Saved </w:t>
+      </w:r>
+      <w:proofErr w:type="gramStart"/>
+      <w:r>
+        <w:t>On</w:t>
+      </w:r>
+      <w:proofErr w:type="gramEnd"/>
+      <w:r>
+        <w:t xml:space="preserve"> This Device</w:t>
       </w:r>
     </w:p>
     <w:p>
@@ -1405,13 +1522,13 @@
         <w:spacing w:after="160"/>
       </w:pPr>
       <w:r>
-        <w:t xml:space="preserve">Your practice history is saved in your browser, so it's still there the next time you open the file — even after closing the tab or restarting your computer.</w:t>
+        <w:t>Your practice history is saved in your browser, so it's still there the next time you open the file — even after closing the tab or restarting your computer.</w:t>
       </w:r>
     </w:p>
     <w:p>
       <w:pPr>
         <w:pBdr>
-          <w:left w:val="single" w:color="9C7A2E" w:sz="12" w:space="8"/>
+          <w:left w:val="single" w:sz="12" w:space="8" w:color="9C7A2E"/>
         </w:pBdr>
         <w:spacing w:after="200"/>
         <w:ind w:left="200"/>
@@ -1421,19 +1538,17 @@
           <w:i/>
           <w:iCs/>
           <w:color w:val="555555"/>
-          <w:sz w:val="20"/>
-          <w:szCs w:val="20"/>
-        </w:rPr>
-        <w:t xml:space="preserve">Note: This only saves on the device and browser you practiced in. It doesn't sync across devices automatically, doesn't use an account, and is never sent anywhere — it stays entirely on your computer. Use Export and Import (Section 6.4) to move your progress to another device.</w:t>
+        </w:rPr>
+        <w:t>Note: This only saves on the device and browser you practiced in. It doesn't sync across devices automatically, doesn't use an account, and is never sent anywhere — it stays entirely on your computer. Use Export and Import (Section 6.4) to move your progress to another device.</w:t>
       </w:r>
     </w:p>
     <w:p>
       <w:pPr>
         <w:pStyle w:val="Heading1"/>
-        <w:spacing w:after="160" w:before="360"/>
-      </w:pPr>
-      <w:r>
-        <w:t xml:space="preserve">7. Frameworks Section</w:t>
+        <w:spacing w:before="360" w:after="160"/>
+      </w:pPr>
+      <w:r>
+        <w:t>7. Frameworks Section</w:t>
       </w:r>
     </w:p>
     <w:p>
@@ -1441,137 +1556,137 @@
         <w:spacing w:after="160"/>
       </w:pPr>
       <w:r>
-        <w:t xml:space="preserve">This section covers 10 business frameworks that come up often in GM and rotational leadership interviews:</w:t>
-      </w:r>
-    </w:p>
-    <w:p>
-      <w:pPr>
-        <w:pStyle w:val="ListParagraph"/>
-        <w:numPr>
-          <w:ilvl w:val="0"/>
-          <w:numId w:val="2"/>
-        </w:numPr>
-        <w:spacing w:after="90"/>
-      </w:pPr>
-      <w:r>
-        <w:t xml:space="preserve">P&amp;L / Contribution Margin Waterfall</w:t>
-      </w:r>
-    </w:p>
-    <w:p>
-      <w:pPr>
-        <w:pStyle w:val="ListParagraph"/>
-        <w:numPr>
-          <w:ilvl w:val="0"/>
-          <w:numId w:val="2"/>
-        </w:numPr>
-        <w:spacing w:after="90"/>
-      </w:pPr>
-      <w:r>
-        <w:t xml:space="preserve">Kotter's 8-Step Change Model</w:t>
-      </w:r>
-    </w:p>
-    <w:p>
-      <w:pPr>
-        <w:pStyle w:val="ListParagraph"/>
-        <w:numPr>
-          <w:ilvl w:val="0"/>
-          <w:numId w:val="2"/>
-        </w:numPr>
-        <w:spacing w:after="90"/>
-      </w:pPr>
-      <w:r>
-        <w:t xml:space="preserve">Porter's Five Forces</w:t>
-      </w:r>
-    </w:p>
-    <w:p>
-      <w:pPr>
-        <w:pStyle w:val="ListParagraph"/>
-        <w:numPr>
-          <w:ilvl w:val="0"/>
-          <w:numId w:val="2"/>
-        </w:numPr>
-        <w:spacing w:after="90"/>
-      </w:pPr>
-      <w:r>
-        <w:t xml:space="preserve">RACI (Responsible, Accountable, Consulted, Informed)</w:t>
-      </w:r>
-    </w:p>
-    <w:p>
-      <w:pPr>
-        <w:pStyle w:val="ListParagraph"/>
-        <w:numPr>
-          <w:ilvl w:val="0"/>
-          <w:numId w:val="2"/>
-        </w:numPr>
-        <w:spacing w:after="90"/>
-      </w:pPr>
-      <w:r>
-        <w:t xml:space="preserve">Impact/Effort Prioritization Matrix</w:t>
-      </w:r>
-    </w:p>
-    <w:p>
-      <w:pPr>
-        <w:pStyle w:val="ListParagraph"/>
-        <w:numPr>
-          <w:ilvl w:val="0"/>
-          <w:numId w:val="2"/>
-        </w:numPr>
-        <w:spacing w:after="90"/>
-      </w:pPr>
-      <w:r>
-        <w:t xml:space="preserve">MECE Issue-Tree Structuring</w:t>
-      </w:r>
-    </w:p>
-    <w:p>
-      <w:pPr>
-        <w:pStyle w:val="ListParagraph"/>
-        <w:numPr>
-          <w:ilvl w:val="0"/>
-          <w:numId w:val="2"/>
-        </w:numPr>
-        <w:spacing w:after="90"/>
-      </w:pPr>
-      <w:r>
-        <w:t xml:space="preserve">4Ps Marketing Mix</w:t>
-      </w:r>
-    </w:p>
-    <w:p>
-      <w:pPr>
-        <w:pStyle w:val="ListParagraph"/>
-        <w:numPr>
-          <w:ilvl w:val="0"/>
-          <w:numId w:val="2"/>
-        </w:numPr>
-        <w:spacing w:after="90"/>
-      </w:pPr>
-      <w:r>
-        <w:t xml:space="preserve">S&amp;OP Demand-Supply-Financial Reconciliation</w:t>
-      </w:r>
-    </w:p>
-    <w:p>
-      <w:pPr>
-        <w:pStyle w:val="ListParagraph"/>
-        <w:numPr>
-          <w:ilvl w:val="0"/>
-          <w:numId w:val="2"/>
-        </w:numPr>
-        <w:spacing w:after="90"/>
-      </w:pPr>
-      <w:r>
-        <w:t xml:space="preserve">Stakeholder Influence Mapping</w:t>
-      </w:r>
-    </w:p>
-    <w:p>
-      <w:pPr>
-        <w:pStyle w:val="ListParagraph"/>
-        <w:numPr>
-          <w:ilvl w:val="0"/>
-          <w:numId w:val="2"/>
-        </w:numPr>
-        <w:spacing w:after="90"/>
-      </w:pPr>
-      <w:r>
-        <w:t xml:space="preserve">Root Cause Analysis</w:t>
+        <w:t>This section covers 10 business frameworks that come up often in GM and rotational leadership interviews:</w:t>
+      </w:r>
+    </w:p>
+    <w:p>
+      <w:pPr>
+        <w:pStyle w:val="ListParagraph"/>
+        <w:numPr>
+          <w:ilvl w:val="0"/>
+          <w:numId w:val="2"/>
+        </w:numPr>
+        <w:spacing w:after="90"/>
+      </w:pPr>
+      <w:r>
+        <w:t>P&amp;L / Contribution Margin Waterfall</w:t>
+      </w:r>
+    </w:p>
+    <w:p>
+      <w:pPr>
+        <w:pStyle w:val="ListParagraph"/>
+        <w:numPr>
+          <w:ilvl w:val="0"/>
+          <w:numId w:val="2"/>
+        </w:numPr>
+        <w:spacing w:after="90"/>
+      </w:pPr>
+      <w:r>
+        <w:t>Kotter's 8-Step Change Model</w:t>
+      </w:r>
+    </w:p>
+    <w:p>
+      <w:pPr>
+        <w:pStyle w:val="ListParagraph"/>
+        <w:numPr>
+          <w:ilvl w:val="0"/>
+          <w:numId w:val="2"/>
+        </w:numPr>
+        <w:spacing w:after="90"/>
+      </w:pPr>
+      <w:r>
+        <w:t>Porter's Five Forces</w:t>
+      </w:r>
+    </w:p>
+    <w:p>
+      <w:pPr>
+        <w:pStyle w:val="ListParagraph"/>
+        <w:numPr>
+          <w:ilvl w:val="0"/>
+          <w:numId w:val="2"/>
+        </w:numPr>
+        <w:spacing w:after="90"/>
+      </w:pPr>
+      <w:r>
+        <w:t>RACI (Responsible, Accountable, Consulted, Informed)</w:t>
+      </w:r>
+    </w:p>
+    <w:p>
+      <w:pPr>
+        <w:pStyle w:val="ListParagraph"/>
+        <w:numPr>
+          <w:ilvl w:val="0"/>
+          <w:numId w:val="2"/>
+        </w:numPr>
+        <w:spacing w:after="90"/>
+      </w:pPr>
+      <w:r>
+        <w:t>Impact/Effort Prioritization Matrix</w:t>
+      </w:r>
+    </w:p>
+    <w:p>
+      <w:pPr>
+        <w:pStyle w:val="ListParagraph"/>
+        <w:numPr>
+          <w:ilvl w:val="0"/>
+          <w:numId w:val="2"/>
+        </w:numPr>
+        <w:spacing w:after="90"/>
+      </w:pPr>
+      <w:r>
+        <w:t>MECE Issue-Tree Structuring</w:t>
+      </w:r>
+    </w:p>
+    <w:p>
+      <w:pPr>
+        <w:pStyle w:val="ListParagraph"/>
+        <w:numPr>
+          <w:ilvl w:val="0"/>
+          <w:numId w:val="2"/>
+        </w:numPr>
+        <w:spacing w:after="90"/>
+      </w:pPr>
+      <w:r>
+        <w:t>4Ps Marketing Mix</w:t>
+      </w:r>
+    </w:p>
+    <w:p>
+      <w:pPr>
+        <w:pStyle w:val="ListParagraph"/>
+        <w:numPr>
+          <w:ilvl w:val="0"/>
+          <w:numId w:val="2"/>
+        </w:numPr>
+        <w:spacing w:after="90"/>
+      </w:pPr>
+      <w:r>
+        <w:t>S&amp;OP Demand-Supply-Financial Reconciliation</w:t>
+      </w:r>
+    </w:p>
+    <w:p>
+      <w:pPr>
+        <w:pStyle w:val="ListParagraph"/>
+        <w:numPr>
+          <w:ilvl w:val="0"/>
+          <w:numId w:val="2"/>
+        </w:numPr>
+        <w:spacing w:after="90"/>
+      </w:pPr>
+      <w:r>
+        <w:t>Stakeholder Influence Mapping</w:t>
+      </w:r>
+    </w:p>
+    <w:p>
+      <w:pPr>
+        <w:pStyle w:val="ListParagraph"/>
+        <w:numPr>
+          <w:ilvl w:val="0"/>
+          <w:numId w:val="2"/>
+        </w:numPr>
+        <w:spacing w:after="90"/>
+      </w:pPr>
+      <w:r>
+        <w:t>Root Cause Analysis</w:t>
       </w:r>
     </w:p>
     <w:p>
@@ -1579,16 +1694,16 @@
         <w:spacing w:after="160"/>
       </w:pPr>
       <w:r>
-        <w:t xml:space="preserve">Each one includes a short summary of when to use it, plus 3-4 specific points. Review these before case-style or strategy interview rounds.</w:t>
+        <w:t>Each one includes a short summary of when to use it, plus 3-4 specific points. Review these before case-style or strategy interview rounds.</w:t>
       </w:r>
     </w:p>
     <w:p>
       <w:pPr>
         <w:pStyle w:val="Heading1"/>
-        <w:spacing w:after="160" w:before="360"/>
-      </w:pPr>
-      <w:r>
-        <w:t xml:space="preserve">8. Battlecard Section</w:t>
+        <w:spacing w:before="360" w:after="160"/>
+      </w:pPr>
+      <w:r>
+        <w:t>8. Battlecard Section</w:t>
       </w:r>
     </w:p>
     <w:p>
@@ -1596,16 +1711,27 @@
         <w:spacing w:after="160"/>
       </w:pPr>
       <w:r>
-        <w:t xml:space="preserve">The battlecard is built for last-minute review, ideally in the hour before an interview. It has 8 parts: Must-Know Concepts, Cross-Functional Leadership Phrases, Business Metrics to Know Cold, General Management Principles, Common Interview Mistakes, Strong Candidate Signals, Executive Differentiators, and a Last-Minute Review checklist.</w:t>
-      </w:r>
+        <w:t>The battlecard is built for last-minute review, ideally in the hour before an interview. It has 8 parts: Must-Know Concepts, Cross-Functional Leadership Phrases, Business Metrics to Know Cold, General Management Principles, Common Interview Mistakes, Strong Candidate Signals, Executive Differentiators, and a Last-Minute Review checklist.</w:t>
+      </w:r>
+    </w:p>
+    <w:p>
+      <w:pPr>
+        <w:spacing w:after="160"/>
+      </w:pPr>
+    </w:p>
+    <w:p>
+      <w:pPr>
+        <w:spacing w:after="160"/>
+      </w:pPr>
     </w:p>
     <w:p>
       <w:pPr>
         <w:pStyle w:val="Heading1"/>
-        <w:spacing w:after="160" w:before="360"/>
-      </w:pPr>
-      <w:r>
-        <w:t xml:space="preserve">9. Red Flags Section</w:t>
+        <w:spacing w:before="360" w:after="160"/>
+      </w:pPr>
+      <w:r>
+        <w:lastRenderedPageBreak/>
+        <w:t>9. Red Flags Section</w:t>
       </w:r>
     </w:p>
     <w:p>
@@ -1613,7 +1739,7 @@
         <w:spacing w:after="160"/>
       </w:pPr>
       <w:r>
-        <w:t xml:space="preserve">This section lists 10 specific habits that weaken GM candidates — from reciting data with no clear point, to poor structure in your answers.</w:t>
+        <w:t>This section lists 10 specific habits that weaken GM candidates — from reciting data with no clear point, to poor structure in your answers.</w:t>
       </w:r>
     </w:p>
     <w:p>
@@ -1621,16 +1747,16 @@
         <w:spacing w:after="160"/>
       </w:pPr>
       <w:r>
-        <w:t xml:space="preserve">Compare this list against your own practice answers. It's one of the fastest ways to catch weak spots before a real interview.</w:t>
+        <w:t>Compare this list against your own practice answers. It's one of the fastest ways to catch weak spots before a real interview.</w:t>
       </w:r>
     </w:p>
     <w:p>
       <w:pPr>
         <w:pStyle w:val="Heading1"/>
-        <w:spacing w:after="160" w:before="360"/>
-      </w:pPr>
-      <w:r>
-        <w:t xml:space="preserve">10. Suggested Study Approach</w:t>
+        <w:spacing w:before="360" w:after="160"/>
+      </w:pPr>
+      <w:r>
+        <w:t>10. Suggested Study Approach</w:t>
       </w:r>
     </w:p>
     <w:p>
@@ -1643,7 +1769,7 @@
         <w:spacing w:after="90"/>
       </w:pPr>
       <w:r>
-        <w:t xml:space="preserve">Start with "Foundational" questions in the Question Bank to build core vocabulary and confidence.</w:t>
+        <w:t>Start with "Foundational" questions in the Question Bank to build core vocabulary and confidence.</w:t>
       </w:r>
     </w:p>
     <w:p>
@@ -1656,7 +1782,7 @@
         <w:spacing w:after="90"/>
       </w:pPr>
       <w:r>
-        <w:t xml:space="preserve">Move to "Core" questions. Practice at least 2-3 per category using the voice feature.</w:t>
+        <w:t>Move to "Core" questions. Practice at least 2-3 per category using the voice feature.</w:t>
       </w:r>
     </w:p>
     <w:p>
@@ -1669,7 +1795,7 @@
         <w:spacing w:after="90"/>
       </w:pPr>
       <w:r>
-        <w:t xml:space="preserve">Review the Frameworks and Battlecard sections once you're comfortable with about half the question bank.</w:t>
+        <w:t>Review the Frameworks and Battlecard sections once you're comfortable with about half the question bank.</w:t>
       </w:r>
     </w:p>
     <w:p>
@@ -1682,7 +1808,7 @@
         <w:spacing w:after="90"/>
       </w:pPr>
       <w:r>
-        <w:t xml:space="preserve">Save "Advanced" questions for your final week. Focus on the categories most relevant to your target company.</w:t>
+        <w:t>Save "Advanced" questions for your final week. Focus on the categories most relevant to your target company.</w:t>
       </w:r>
     </w:p>
     <w:p>
@@ -1695,127 +1821,140 @@
         <w:spacing w:after="90"/>
       </w:pPr>
       <w:r>
-        <w:t xml:space="preserve">Use the Readiness Dashboard to check you've practiced all 8 categories — not just your strongest ones — and to see whether your scores are trending up.</w:t>
+        <w:t>Use the Readiness Dashboard to check you've practiced all 8 categories — not just your strongest ones — and to see whether your scores are trending up.</w:t>
       </w:r>
     </w:p>
     <w:p>
       <w:pPr>
         <w:pStyle w:val="Heading1"/>
-        <w:spacing w:after="160" w:before="360"/>
-      </w:pPr>
-      <w:r>
-        <w:t xml:space="preserve">11. Troubleshooting</w:t>
+        <w:spacing w:before="360" w:after="160"/>
+      </w:pPr>
+      <w:r>
+        <w:t>11. Troubleshooting</w:t>
       </w:r>
     </w:p>
     <w:p>
       <w:pPr>
         <w:pStyle w:val="Heading2"/>
-        <w:spacing w:after="120" w:before="260"/>
-      </w:pPr>
-      <w:r>
-        <w:t xml:space="preserve">11.1 The Microphone Isn't Working</w:t>
-      </w:r>
-    </w:p>
-    <w:p>
-      <w:pPr>
-        <w:pStyle w:val="ListParagraph"/>
-        <w:numPr>
-          <w:ilvl w:val="0"/>
-          <w:numId w:val="2"/>
-        </w:numPr>
-        <w:spacing w:after="90"/>
-      </w:pPr>
-      <w:r>
-        <w:t xml:space="preserve">Make sure you're using Chrome or Edge — Safari and Firefox have limited voice support.</w:t>
-      </w:r>
-    </w:p>
-    <w:p>
-      <w:pPr>
-        <w:pStyle w:val="ListParagraph"/>
-        <w:numPr>
-          <w:ilvl w:val="0"/>
-          <w:numId w:val="2"/>
-        </w:numPr>
-        <w:spacing w:after="90"/>
-      </w:pPr>
-      <w:r>
-        <w:t xml:space="preserve">Check that you granted microphone permission when your browser asked.</w:t>
-      </w:r>
-    </w:p>
-    <w:p>
-      <w:pPr>
-        <w:pStyle w:val="ListParagraph"/>
-        <w:numPr>
-          <w:ilvl w:val="0"/>
-          <w:numId w:val="2"/>
-        </w:numPr>
-        <w:spacing w:after="90"/>
-      </w:pPr>
-      <w:r>
-        <w:t xml:space="preserve">If typing works but voice doesn't, just type your answer instead — coaching feedback works the same either way.</w:t>
+        <w:spacing w:before="260" w:after="120"/>
+      </w:pPr>
+      <w:r>
+        <w:t>11.1 The Microphone Isn't Working</w:t>
+      </w:r>
+    </w:p>
+    <w:p>
+      <w:pPr>
+        <w:pStyle w:val="ListParagraph"/>
+        <w:numPr>
+          <w:ilvl w:val="0"/>
+          <w:numId w:val="2"/>
+        </w:numPr>
+        <w:spacing w:after="90"/>
+      </w:pPr>
+      <w:r>
+        <w:t>Make sure you're using Chrome or Edge — Safari and Firefox have limited voice support.</w:t>
+      </w:r>
+    </w:p>
+    <w:p>
+      <w:pPr>
+        <w:pStyle w:val="ListParagraph"/>
+        <w:numPr>
+          <w:ilvl w:val="0"/>
+          <w:numId w:val="2"/>
+        </w:numPr>
+        <w:spacing w:after="90"/>
+      </w:pPr>
+      <w:r>
+        <w:t>Check that you granted microphone permission when your browser asked.</w:t>
+      </w:r>
+    </w:p>
+    <w:p>
+      <w:pPr>
+        <w:pStyle w:val="ListParagraph"/>
+        <w:numPr>
+          <w:ilvl w:val="0"/>
+          <w:numId w:val="2"/>
+        </w:numPr>
+        <w:spacing w:after="90"/>
+      </w:pPr>
+      <w:r>
+        <w:t>If typing works but voice doesn't, just type your answer instead — coaching feedback works the same either way.</w:t>
       </w:r>
     </w:p>
     <w:p>
       <w:pPr>
         <w:pStyle w:val="Heading2"/>
-        <w:spacing w:after="120" w:before="260"/>
-      </w:pPr>
-      <w:r>
-        <w:t xml:space="preserve">11.2 The Page Looks Broken or Unstyled</w:t>
-      </w:r>
-    </w:p>
-    <w:p>
-      <w:pPr>
-        <w:pStyle w:val="ListParagraph"/>
-        <w:numPr>
-          <w:ilvl w:val="0"/>
-          <w:numId w:val="2"/>
-        </w:numPr>
-        <w:spacing w:after="90"/>
-      </w:pPr>
-      <w:r>
-        <w:t xml:space="preserve">Make sure you're opening the actual .html file in a web browser, not a plain-text preview.</w:t>
+        <w:spacing w:before="260" w:after="120"/>
+      </w:pPr>
+      <w:r>
+        <w:t xml:space="preserve">11.2 The Page Looks Broken or </w:t>
+      </w:r>
+      <w:proofErr w:type="spellStart"/>
+      <w:r>
+        <w:t>Unstyled</w:t>
+      </w:r>
+      <w:proofErr w:type="spellEnd"/>
+    </w:p>
+    <w:p>
+      <w:pPr>
+        <w:pStyle w:val="ListParagraph"/>
+        <w:numPr>
+          <w:ilvl w:val="0"/>
+          <w:numId w:val="2"/>
+        </w:numPr>
+        <w:spacing w:after="90"/>
+      </w:pPr>
+      <w:r>
+        <w:t>Make sure you're opening the actual .html file in a web browser, not a plain-text preview.</w:t>
       </w:r>
     </w:p>
     <w:p>
       <w:pPr>
         <w:pStyle w:val="Heading2"/>
-        <w:spacing w:after="120" w:before="260"/>
-      </w:pPr>
-      <w:r>
-        <w:t xml:space="preserve">11.3 My Practice Progress Didn't Save</w:t>
-      </w:r>
-    </w:p>
-    <w:p>
-      <w:pPr>
-        <w:pStyle w:val="ListParagraph"/>
-        <w:numPr>
-          <w:ilvl w:val="0"/>
-          <w:numId w:val="2"/>
-        </w:numPr>
-        <w:spacing w:after="90"/>
-      </w:pPr>
-      <w:r>
-        <w:t xml:space="preserve">Make sure you're opening the tool the same way each time (same browser, same computer) — progress is saved to that specific browser.</w:t>
-      </w:r>
-    </w:p>
-    <w:p>
-      <w:pPr>
-        <w:pStyle w:val="ListParagraph"/>
-        <w:numPr>
-          <w:ilvl w:val="0"/>
-          <w:numId w:val="2"/>
-        </w:numPr>
-        <w:spacing w:after="90"/>
-      </w:pPr>
-      <w:r>
-        <w:t xml:space="preserve">If you're in a private/incognito window, some browsers block the saving feature entirely. The Readiness tab will tell you if this happened.</w:t>
+        <w:spacing w:before="260" w:after="120"/>
+      </w:pPr>
+      <w:r>
+        <w:t>11.3 My Practice Progress Didn't Save</w:t>
+      </w:r>
+    </w:p>
+    <w:p>
+      <w:pPr>
+        <w:pStyle w:val="ListParagraph"/>
+        <w:numPr>
+          <w:ilvl w:val="0"/>
+          <w:numId w:val="2"/>
+        </w:numPr>
+        <w:spacing w:after="90"/>
+      </w:pPr>
+      <w:r>
+        <w:t xml:space="preserve">Make sure you're opening the tool the same way each time (same browser, same </w:t>
+      </w:r>
+      <w:proofErr w:type="gramStart"/>
+      <w:r>
+        <w:t>computer) —</w:t>
+      </w:r>
+      <w:proofErr w:type="gramEnd"/>
+      <w:r>
+        <w:t xml:space="preserve"> progress is saved to that specific browser.</w:t>
+      </w:r>
+    </w:p>
+    <w:p>
+      <w:pPr>
+        <w:pStyle w:val="ListParagraph"/>
+        <w:numPr>
+          <w:ilvl w:val="0"/>
+          <w:numId w:val="2"/>
+        </w:numPr>
+        <w:spacing w:after="90"/>
+      </w:pPr>
+      <w:r>
+        <w:t>If you're in a private/incognito window, some browsers block the saving feature entirely. The Readiness tab will tell you if this happened.</w:t>
       </w:r>
     </w:p>
     <w:p>
       <w:pPr>
         <w:pBdr>
-          <w:left w:val="single" w:color="9C7A2E" w:sz="12" w:space="8"/>
+          <w:left w:val="single" w:sz="12" w:space="8" w:color="9C7A2E"/>
         </w:pBdr>
         <w:spacing w:after="200"/>
         <w:ind w:left="200"/>
@@ -1825,10 +1964,8 @@
           <w:i/>
           <w:iCs/>
           <w:color w:val="555555"/>
-          <w:sz w:val="20"/>
-          <w:szCs w:val="20"/>
-        </w:rPr>
-        <w:t xml:space="preserve">Note: If neither applies and progress still isn't saving, treat each session as a fresh practice sprint in the meantime, and keep your own notes as a backup.</w:t>
+        </w:rPr>
+        <w:t>Note: If neither applies and progress still isn't saving, treat each session as a fresh practice sprint in the meantime, and keep your own notes as a backup.</w:t>
       </w:r>
     </w:p>
     <w:p>
@@ -1838,7 +1975,7 @@
     </w:p>
     <w:p>
       <w:pPr>
-        <w:spacing w:after="60" w:before="200"/>
+        <w:spacing w:before="200" w:after="60"/>
       </w:pPr>
       <w:r>
         <w:rPr>
@@ -1846,7 +1983,8 @@
           <w:sz w:val="18"/>
           <w:szCs w:val="18"/>
         </w:rPr>
-        <w:t xml:space="preserve">Developed by Cory Burk, Senior Manager, Program Management · Full-Time MBA Program · David Eccles School of Business.</w:t>
+        <w:lastRenderedPageBreak/>
+        <w:t>Developed by Cory Burk, Senior Manager, Program Management · Full-Time MBA Program · David Eccles School of Business.</w:t>
       </w:r>
     </w:p>
     <w:p>
@@ -1856,102 +1994,134 @@
           <w:sz w:val="18"/>
           <w:szCs w:val="18"/>
         </w:rPr>
-        <w:t xml:space="preserve">© 2026 University of Utah, David Eccles School of Business. All rights reserved.</w:t>
+        <w:t>© 2026 University of Utah, David Eccles School of Business. All rights reserved.</w:t>
       </w:r>
     </w:p>
     <w:sectPr>
-      <w:pgSz w:w="12240" w:h="15840" w:orient="portrait"/>
+      <w:pgSz w:w="12240" w:h="15840"/>
       <w:pgMar w:top="1080" w:right="1080" w:bottom="1080" w:left="1080" w:header="708" w:footer="708" w:gutter="0"/>
-      <w:pgNumType/>
+      <w:cols w:space="720"/>
       <w:docGrid w:linePitch="360"/>
     </w:sectPr>
   </w:body>
 </w:document>
 </file>
 
-<file path=word/comments.xml><?xml version="1.0" encoding="utf-8"?>
-<w:comments xmlns:cx="http://schemas.microsoft.com/office/drawing/2014/chartex" xmlns:cx1="http://schemas.microsoft.com/office/drawing/2015/9/8/chartex" xmlns:cx2="http://schemas.microsoft.com/office/drawing/2015/10/21/chartex" xmlns:cx3="http://schemas.microsoft.com/office/drawing/2016/5/9/chartex" xmlns:cx4="http://schemas.microsoft.com/office/drawing/2016/5/10/chartex" xmlns:cx5="http://schemas.microsoft.com/office/drawing/2016/5/11/chartex" xmlns:cx6="http://schemas.microsoft.com/office/drawing/2016/5/12/chartex" xmlns:cx7="http://schemas.microsoft.com/office/drawing/2016/5/13/chartex" xmlns:cx8="http://schemas.microsoft.com/office/drawing/2016/5/14/chartex" xmlns:mc="http://schemas.openxmlformats.org/markup-compatibility/2006" xmlns:aink="http://schemas.microsoft.com/office/drawing/2016/ink" xmlns:am3d="http://schemas.microsoft.com/office/drawing/2017/model3d" xmlns:o="urn:schemas-microsoft-com:office:office" xmlns:r="http://schemas.openxmlformats.org/officeDocument/2006/relationships" xmlns:m="http://schemas.openxmlformats.org/officeDocument/2006/math" xmlns:v="urn:schemas-microsoft-com:vml" xmlns:wp14="http://schemas.microsoft.com/office/word/2010/wordprocessingDrawing" xmlns:wp="http://schemas.openxmlformats.org/drawingml/2006/wordprocessingDrawing" xmlns:w10="urn:schemas-microsoft-com:office:word" xmlns:w="http://schemas.openxmlformats.org/wordprocessingml/2006/main" xmlns:w14="http://schemas.microsoft.com/office/word/2010/wordml" xmlns:w15="http://schemas.microsoft.com/office/word/2012/wordml" xmlns:w16cex="http://schemas.microsoft.com/office/word/2018/wordml/cex" xmlns:w16cid="http://schemas.microsoft.com/office/word/2016/wordml/cid" xmlns:w16="http://schemas.microsoft.com/office/word/2018/wordml" xmlns:w16sdtdh="http://schemas.microsoft.com/office/word/2020/wordml/sdtdatahash" xmlns:w16se="http://schemas.microsoft.com/office/word/2015/wordml/symex" xmlns:wpg="http://schemas.microsoft.com/office/word/2010/wordprocessingGroup" xmlns:wpi="http://schemas.microsoft.com/office/word/2010/wordprocessingInk" xmlns:wne="http://schemas.microsoft.com/office/word/2006/wordml" xmlns:wps="http://schemas.microsoft.com/office/word/2010/wordprocessingShape"/>
-</file>
-
-<file path=word/endnotes.xml><?xml version="1.0" encoding="utf-8"?>
-<w:endnotes xmlns:wpc="http://schemas.microsoft.com/office/word/2010/wordprocessingCanvas" xmlns:mc="http://schemas.openxmlformats.org/markup-compatibility/2006" xmlns:o="urn:schemas-microsoft-com:office:office" xmlns:r="http://schemas.openxmlformats.org/officeDocument/2006/relationships" xmlns:m="http://schemas.openxmlformats.org/officeDocument/2006/math" xmlns:v="urn:schemas-microsoft-com:vml" xmlns:wp14="http://schemas.microsoft.com/office/word/2010/wordprocessingDrawing" xmlns:wp="http://schemas.openxmlformats.org/drawingml/2006/wordprocessingDrawing" xmlns:w10="urn:schemas-microsoft-com:office:word" xmlns:w="http://schemas.openxmlformats.org/wordprocessingml/2006/main" xmlns:w14="http://schemas.microsoft.com/office/word/2010/wordml" xmlns:w15="http://schemas.microsoft.com/office/word/2012/wordml" xmlns:wpg="http://schemas.microsoft.com/office/word/2010/wordprocessingGroup" xmlns:wpi="http://schemas.microsoft.com/office/word/2010/wordprocessingInk" xmlns:wne="http://schemas.microsoft.com/office/word/2006/wordml" xmlns:wps="http://schemas.microsoft.com/office/word/2010/wordprocessingShape" mc:Ignorable="w14 w15 wp14">
-  <w:endnote w:type="separator" w:id="-1">
-    <w:p>
-      <w:pPr>
-        <w:spacing w:after="0" w:line="240" w:lineRule="auto"/>
-      </w:pPr>
-      <w:r>
-        <w:rPr>
-          <w:rStyle w:val="EndnoteReference"/>
-        </w:rPr>
-        <w:endnoteRef/>
-      </w:r>
-      <w:r>
-        <w:separator/>
-      </w:r>
-    </w:p>
-  </w:endnote>
-  <w:endnote w:type="continuationSeparator" w:id="0">
-    <w:p>
-      <w:pPr>
-        <w:spacing w:after="0" w:line="240" w:lineRule="auto"/>
-      </w:pPr>
-      <w:r>
-        <w:rPr>
-          <w:rStyle w:val="EndnoteReference"/>
-        </w:rPr>
-        <w:endnoteRef/>
-      </w:r>
-      <w:r>
-        <w:continuationSeparator/>
-      </w:r>
-    </w:p>
-  </w:endnote>
-</w:endnotes>
-</file>
-
-<file path=word/footnotes.xml><?xml version="1.0" encoding="utf-8"?>
-<w:footnotes xmlns:wpc="http://schemas.microsoft.com/office/word/2010/wordprocessingCanvas" xmlns:mc="http://schemas.openxmlformats.org/markup-compatibility/2006" xmlns:o="urn:schemas-microsoft-com:office:office" xmlns:r="http://schemas.openxmlformats.org/officeDocument/2006/relationships" xmlns:m="http://schemas.openxmlformats.org/officeDocument/2006/math" xmlns:v="urn:schemas-microsoft-com:vml" xmlns:wp14="http://schemas.microsoft.com/office/word/2010/wordprocessingDrawing" xmlns:wp="http://schemas.openxmlformats.org/drawingml/2006/wordprocessingDrawing" xmlns:w10="urn:schemas-microsoft-com:office:word" xmlns:w="http://schemas.openxmlformats.org/wordprocessingml/2006/main" xmlns:w14="http://schemas.microsoft.com/office/word/2010/wordml" xmlns:w15="http://schemas.microsoft.com/office/word/2012/wordml" xmlns:wpg="http://schemas.microsoft.com/office/word/2010/wordprocessingGroup" xmlns:wpi="http://schemas.microsoft.com/office/word/2010/wordprocessingInk" xmlns:wne="http://schemas.microsoft.com/office/word/2006/wordml" xmlns:wps="http://schemas.microsoft.com/office/word/2010/wordprocessingShape" mc:Ignorable="w14 w15 wp14">
-  <w:footnote w:type="separator" w:id="-1">
-    <w:p>
-      <w:pPr>
-        <w:spacing w:after="0" w:line="240" w:lineRule="auto"/>
-      </w:pPr>
-      <w:r>
-        <w:rPr>
-          <w:rStyle w:val="FootnoteReference"/>
-        </w:rPr>
-        <w:footnoteRef/>
-      </w:r>
-      <w:r>
-        <w:separator/>
-      </w:r>
-    </w:p>
-  </w:footnote>
-  <w:footnote w:type="continuationSeparator" w:id="0">
-    <w:p>
-      <w:pPr>
-        <w:spacing w:after="0" w:line="240" w:lineRule="auto"/>
-      </w:pPr>
-      <w:r>
-        <w:rPr>
-          <w:rStyle w:val="FootnoteReference"/>
-        </w:rPr>
-        <w:footnoteRef/>
-      </w:r>
-      <w:r>
-        <w:continuationSeparator/>
-      </w:r>
-    </w:p>
-  </w:footnote>
-</w:footnotes>
-</file>
-
 <file path=word/numbering.xml><?xml version="1.0" encoding="utf-8"?>
-<w:numbering xmlns:wpc="http://schemas.microsoft.com/office/word/2010/wordprocessingCanvas" xmlns:mc="http://schemas.openxmlformats.org/markup-compatibility/2006" xmlns:o="urn:schemas-microsoft-com:office:office" xmlns:r="http://schemas.openxmlformats.org/officeDocument/2006/relationships" xmlns:m="http://schemas.openxmlformats.org/officeDocument/2006/math" xmlns:v="urn:schemas-microsoft-com:vml" xmlns:wp14="http://schemas.microsoft.com/office/word/2010/wordprocessingDrawing" xmlns:wp="http://schemas.openxmlformats.org/drawingml/2006/wordprocessingDrawing" xmlns:w10="urn:schemas-microsoft-com:office:word" xmlns:w="http://schemas.openxmlformats.org/wordprocessingml/2006/main" xmlns:w14="http://schemas.microsoft.com/office/word/2010/wordml" xmlns:w15="http://schemas.microsoft.com/office/word/2012/wordml" xmlns:wpg="http://schemas.microsoft.com/office/word/2010/wordprocessingGroup" xmlns:wpi="http://schemas.microsoft.com/office/word/2010/wordprocessingInk" xmlns:wne="http://schemas.microsoft.com/office/word/2006/wordml" xmlns:wps="http://schemas.microsoft.com/office/word/2010/wordprocessingShape" mc:Ignorable="w14 w15 wp14">
+<w:numbering xmlns:wpc="http://schemas.microsoft.com/office/word/2010/wordprocessingCanvas" xmlns:cx="http://schemas.microsoft.com/office/drawing/2014/chartex" xmlns:cx1="http://schemas.microsoft.com/office/drawing/2015/9/8/chartex" xmlns:cx2="http://schemas.microsoft.com/office/drawing/2015/10/21/chartex" xmlns:cx3="http://schemas.microsoft.com/office/drawing/2016/5/9/chartex" xmlns:cx4="http://schemas.microsoft.com/office/drawing/2016/5/10/chartex" xmlns:cx5="http://schemas.microsoft.com/office/drawing/2016/5/11/chartex" xmlns:cx6="http://schemas.microsoft.com/office/drawing/2016/5/12/chartex" xmlns:cx7="http://schemas.microsoft.com/office/drawing/2016/5/13/chartex" xmlns:cx8="http://schemas.microsoft.com/office/drawing/2016/5/14/chartex" xmlns:mc="http://schemas.openxmlformats.org/markup-compatibility/2006" xmlns:aink="http://schemas.microsoft.com/office/drawing/2016/ink" xmlns:am3d="http://schemas.microsoft.com/office/drawing/2017/model3d" xmlns:o="urn:schemas-microsoft-com:office:office" xmlns:oel="http://schemas.microsoft.com/office/2019/extlst" xmlns:r="http://schemas.openxmlformats.org/officeDocument/2006/relationships" xmlns:m="http://schemas.openxmlformats.org/officeDocument/2006/math" xmlns:v="urn:schemas-microsoft-com:vml" xmlns:wp14="http://schemas.microsoft.com/office/word/2010/wordprocessingDrawing" xmlns:wp="http://schemas.openxmlformats.org/drawingml/2006/wordprocessingDrawing" xmlns:w10="urn:schemas-microsoft-com:office:word" xmlns:w="http://schemas.openxmlformats.org/wordprocessingml/2006/main" xmlns:w14="http://schemas.microsoft.com/office/word/2010/wordml" xmlns:w15="http://schemas.microsoft.com/office/word/2012/wordml" xmlns:w16cei="http://schemas.microsoft.com/office/word/2026/wordml/cei" xmlns:w16cex="http://schemas.microsoft.com/office/word/2018/wordml/cex" xmlns:w16cid="http://schemas.microsoft.com/office/word/2016/wordml/cid" xmlns:w16="http://schemas.microsoft.com/office/word/2018/wordml" xmlns:w16du="http://schemas.microsoft.com/office/word/2023/wordml/word16du" xmlns:w16sdtdh="http://schemas.microsoft.com/office/word/2020/wordml/sdtdatahash" xmlns:w16sdtfl="http://schemas.microsoft.com/office/word/2024/wordml/sdtformatlock" xmlns:w16se="http://schemas.microsoft.com/office/word/2015/wordml/symex" xmlns:wpg="http://schemas.microsoft.com/office/word/2010/wordprocessingGroup" xmlns:wpi="http://schemas.microsoft.com/office/word/2010/wordprocessingInk" xmlns:wne="http://schemas.microsoft.com/office/word/2006/wordml" xmlns:wps="http://schemas.microsoft.com/office/word/2010/wordprocessingShape" mc:Ignorable="w14 w15 w16se w16cid w16 w16cex w16sdtdh w16sdtfl w16du wp14">
+  <w:abstractNum w:abstractNumId="0" w15:restartNumberingAfterBreak="0">
+    <w:nsid w:val="04A27C2D"/>
+    <w:multiLevelType w:val="hybridMultilevel"/>
+    <w:tmpl w:val="323206E6"/>
+    <w:lvl w:ilvl="0" w:tplc="FB00D8A2">
+      <w:start w:val="1"/>
+      <w:numFmt w:val="decimal"/>
+      <w:lvlText w:val="%1."/>
+      <w:lvlJc w:val="left"/>
+      <w:pPr>
+        <w:ind w:left="420" w:hanging="260"/>
+      </w:pPr>
+    </w:lvl>
+    <w:lvl w:ilvl="1" w:tplc="63DA3FD6">
+      <w:numFmt w:val="decimal"/>
+      <w:lvlText w:val=""/>
+      <w:lvlJc w:val="left"/>
+    </w:lvl>
+    <w:lvl w:ilvl="2" w:tplc="538A24AA">
+      <w:numFmt w:val="decimal"/>
+      <w:lvlText w:val=""/>
+      <w:lvlJc w:val="left"/>
+    </w:lvl>
+    <w:lvl w:ilvl="3" w:tplc="D3ACFB36">
+      <w:numFmt w:val="decimal"/>
+      <w:lvlText w:val=""/>
+      <w:lvlJc w:val="left"/>
+    </w:lvl>
+    <w:lvl w:ilvl="4" w:tplc="0ACED5DA">
+      <w:numFmt w:val="decimal"/>
+      <w:lvlText w:val=""/>
+      <w:lvlJc w:val="left"/>
+    </w:lvl>
+    <w:lvl w:ilvl="5" w:tplc="BE3A64F6">
+      <w:numFmt w:val="decimal"/>
+      <w:lvlText w:val=""/>
+      <w:lvlJc w:val="left"/>
+    </w:lvl>
+    <w:lvl w:ilvl="6" w:tplc="93F6C17C">
+      <w:numFmt w:val="decimal"/>
+      <w:lvlText w:val=""/>
+      <w:lvlJc w:val="left"/>
+    </w:lvl>
+    <w:lvl w:ilvl="7" w:tplc="3C4CBFA6">
+      <w:numFmt w:val="decimal"/>
+      <w:lvlText w:val=""/>
+      <w:lvlJc w:val="left"/>
+    </w:lvl>
+    <w:lvl w:ilvl="8" w:tplc="DAC2DB9A">
+      <w:numFmt w:val="decimal"/>
+      <w:lvlText w:val=""/>
+      <w:lvlJc w:val="left"/>
+    </w:lvl>
+  </w:abstractNum>
   <w:abstractNum w:abstractNumId="1" w15:restartNumberingAfterBreak="0">
+    <w:nsid w:val="123832FD"/>
     <w:multiLevelType w:val="hybridMultilevel"/>
-    <w:lvl w:ilvl="0" w15:tentative="1">
+    <w:tmpl w:val="81E4A9C0"/>
+    <w:lvl w:ilvl="0" w:tplc="C6DEE3FE">
+      <w:start w:val="1"/>
+      <w:numFmt w:val="decimal"/>
+      <w:lvlText w:val="%1."/>
+      <w:lvlJc w:val="left"/>
+      <w:pPr>
+        <w:ind w:left="420" w:hanging="260"/>
+      </w:pPr>
+    </w:lvl>
+    <w:lvl w:ilvl="1" w:tplc="17069F2C">
+      <w:numFmt w:val="decimal"/>
+      <w:lvlText w:val=""/>
+      <w:lvlJc w:val="left"/>
+    </w:lvl>
+    <w:lvl w:ilvl="2" w:tplc="E13A343C">
+      <w:numFmt w:val="decimal"/>
+      <w:lvlText w:val=""/>
+      <w:lvlJc w:val="left"/>
+    </w:lvl>
+    <w:lvl w:ilvl="3" w:tplc="50729416">
+      <w:numFmt w:val="decimal"/>
+      <w:lvlText w:val=""/>
+      <w:lvlJc w:val="left"/>
+    </w:lvl>
+    <w:lvl w:ilvl="4" w:tplc="863C3746">
+      <w:numFmt w:val="decimal"/>
+      <w:lvlText w:val=""/>
+      <w:lvlJc w:val="left"/>
+    </w:lvl>
+    <w:lvl w:ilvl="5" w:tplc="C34CC4A0">
+      <w:numFmt w:val="decimal"/>
+      <w:lvlText w:val=""/>
+      <w:lvlJc w:val="left"/>
+    </w:lvl>
+    <w:lvl w:ilvl="6" w:tplc="A008C0C2">
+      <w:numFmt w:val="decimal"/>
+      <w:lvlText w:val=""/>
+      <w:lvlJc w:val="left"/>
+    </w:lvl>
+    <w:lvl w:ilvl="7" w:tplc="71425B46">
+      <w:numFmt w:val="decimal"/>
+      <w:lvlText w:val=""/>
+      <w:lvlJc w:val="left"/>
+    </w:lvl>
+    <w:lvl w:ilvl="8" w:tplc="15301C02">
+      <w:numFmt w:val="decimal"/>
+      <w:lvlText w:val=""/>
+      <w:lvlJc w:val="left"/>
+    </w:lvl>
+  </w:abstractNum>
+  <w:abstractNum w:abstractNumId="2" w15:restartNumberingAfterBreak="0">
+    <w:nsid w:val="23A108A7"/>
+    <w:multiLevelType w:val="hybridMultilevel"/>
+    <w:tmpl w:val="33E4F9A2"/>
+    <w:lvl w:ilvl="0" w:tplc="6220DDA0">
       <w:start w:val="1"/>
       <w:numFmt w:val="bullet"/>
       <w:lvlText w:val="●"/>
@@ -1960,7 +2130,7 @@
         <w:ind w:left="720" w:hanging="360"/>
       </w:pPr>
     </w:lvl>
-    <w:lvl w:ilvl="1" w15:tentative="1">
+    <w:lvl w:ilvl="1" w:tplc="DC2E5C72">
       <w:start w:val="1"/>
       <w:numFmt w:val="bullet"/>
       <w:lvlText w:val="○"/>
@@ -1969,7 +2139,7 @@
         <w:ind w:left="1440" w:hanging="360"/>
       </w:pPr>
     </w:lvl>
-    <w:lvl w:ilvl="2" w15:tentative="1">
+    <w:lvl w:ilvl="2" w:tplc="1F7E8BEE">
       <w:start w:val="1"/>
       <w:numFmt w:val="bullet"/>
       <w:lvlText w:val="■"/>
@@ -1978,7 +2148,7 @@
         <w:ind w:left="2160" w:hanging="360"/>
       </w:pPr>
     </w:lvl>
-    <w:lvl w:ilvl="3" w15:tentative="1">
+    <w:lvl w:ilvl="3" w:tplc="9826680A">
       <w:start w:val="1"/>
       <w:numFmt w:val="bullet"/>
       <w:lvlText w:val="●"/>
@@ -1987,7 +2157,7 @@
         <w:ind w:left="2880" w:hanging="360"/>
       </w:pPr>
     </w:lvl>
-    <w:lvl w:ilvl="4" w15:tentative="1">
+    <w:lvl w:ilvl="4" w:tplc="BF687398">
       <w:start w:val="1"/>
       <w:numFmt w:val="bullet"/>
       <w:lvlText w:val="○"/>
@@ -1996,7 +2166,7 @@
         <w:ind w:left="3600" w:hanging="360"/>
       </w:pPr>
     </w:lvl>
-    <w:lvl w:ilvl="5" w15:tentative="1">
+    <w:lvl w:ilvl="5" w:tplc="2BEC6E8E">
       <w:start w:val="1"/>
       <w:numFmt w:val="bullet"/>
       <w:lvlText w:val="■"/>
@@ -2005,7 +2175,7 @@
         <w:ind w:left="4320" w:hanging="360"/>
       </w:pPr>
     </w:lvl>
-    <w:lvl w:ilvl="6" w15:tentative="1">
+    <w:lvl w:ilvl="6" w:tplc="A15E38A4">
       <w:start w:val="1"/>
       <w:numFmt w:val="bullet"/>
       <w:lvlText w:val="●"/>
@@ -2014,7 +2184,7 @@
         <w:ind w:left="5040" w:hanging="360"/>
       </w:pPr>
     </w:lvl>
-    <w:lvl w:ilvl="7" w15:tentative="1">
+    <w:lvl w:ilvl="7" w:tplc="585425D6">
       <w:start w:val="1"/>
       <w:numFmt w:val="bullet"/>
       <w:lvlText w:val="●"/>
@@ -2023,7 +2193,7 @@
         <w:ind w:left="5760" w:hanging="360"/>
       </w:pPr>
     </w:lvl>
-    <w:lvl w:ilvl="8" w15:tentative="1">
+    <w:lvl w:ilvl="8" w:tplc="D2D027C8">
       <w:start w:val="1"/>
       <w:numFmt w:val="bullet"/>
       <w:lvlText w:val="●"/>
@@ -2033,9 +2203,11 @@
       </w:pPr>
     </w:lvl>
   </w:abstractNum>
-  <w:abstractNum w:abstractNumId="2" w15:restartNumberingAfterBreak="0">
+  <w:abstractNum w:abstractNumId="3" w15:restartNumberingAfterBreak="0">
+    <w:nsid w:val="64AE24BD"/>
     <w:multiLevelType w:val="hybridMultilevel"/>
-    <w:lvl w:ilvl="0" w15:tentative="1">
+    <w:tmpl w:val="40AEB758"/>
+    <w:lvl w:ilvl="0" w:tplc="616A9B84">
       <w:start w:val="1"/>
       <w:numFmt w:val="bullet"/>
       <w:lvlText w:val="•"/>
@@ -2044,7 +2216,7 @@
         <w:ind w:left="420" w:hanging="260"/>
       </w:pPr>
     </w:lvl>
-    <w:lvl w:ilvl="1" w15:tentative="1">
+    <w:lvl w:ilvl="1" w:tplc="87AE816A">
       <w:start w:val="1"/>
       <w:numFmt w:val="bullet"/>
       <w:lvlText w:val="◦"/>
@@ -2053,22 +2225,47 @@
         <w:ind w:left="840" w:hanging="260"/>
       </w:pPr>
     </w:lvl>
-  </w:abstractNum>
-  <w:abstractNum w:abstractNumId="3" w15:restartNumberingAfterBreak="0">
-    <w:multiLevelType w:val="hybridMultilevel"/>
-    <w:lvl w:ilvl="0" w15:tentative="1">
-      <w:start w:val="1"/>
-      <w:numFmt w:val="decimal"/>
-      <w:lvlText w:val="%1."/>
-      <w:lvlJc w:val="left"/>
-      <w:pPr>
-        <w:ind w:left="420" w:hanging="260"/>
-      </w:pPr>
+    <w:lvl w:ilvl="2" w:tplc="3728404E">
+      <w:numFmt w:val="decimal"/>
+      <w:lvlText w:val=""/>
+      <w:lvlJc w:val="left"/>
+    </w:lvl>
+    <w:lvl w:ilvl="3" w:tplc="741486CC">
+      <w:numFmt w:val="decimal"/>
+      <w:lvlText w:val=""/>
+      <w:lvlJc w:val="left"/>
+    </w:lvl>
+    <w:lvl w:ilvl="4" w:tplc="D7F8EE56">
+      <w:numFmt w:val="decimal"/>
+      <w:lvlText w:val=""/>
+      <w:lvlJc w:val="left"/>
+    </w:lvl>
+    <w:lvl w:ilvl="5" w:tplc="DD745ED2">
+      <w:numFmt w:val="decimal"/>
+      <w:lvlText w:val=""/>
+      <w:lvlJc w:val="left"/>
+    </w:lvl>
+    <w:lvl w:ilvl="6" w:tplc="37200F66">
+      <w:numFmt w:val="decimal"/>
+      <w:lvlText w:val=""/>
+      <w:lvlJc w:val="left"/>
+    </w:lvl>
+    <w:lvl w:ilvl="7" w:tplc="F710A386">
+      <w:numFmt w:val="decimal"/>
+      <w:lvlText w:val=""/>
+      <w:lvlJc w:val="left"/>
+    </w:lvl>
+    <w:lvl w:ilvl="8" w:tplc="B894BA10">
+      <w:numFmt w:val="decimal"/>
+      <w:lvlText w:val=""/>
+      <w:lvlJc w:val="left"/>
     </w:lvl>
   </w:abstractNum>
   <w:abstractNum w:abstractNumId="4" w15:restartNumberingAfterBreak="0">
+    <w:nsid w:val="6A4C3709"/>
     <w:multiLevelType w:val="hybridMultilevel"/>
-    <w:lvl w:ilvl="0" w15:tentative="1">
+    <w:tmpl w:val="0CD47182"/>
+    <w:lvl w:ilvl="0" w:tplc="F2DC82F4">
       <w:start w:val="1"/>
       <w:numFmt w:val="decimal"/>
       <w:lvlText w:val="%1."/>
@@ -2077,45 +2274,73 @@
         <w:ind w:left="420" w:hanging="260"/>
       </w:pPr>
     </w:lvl>
+    <w:lvl w:ilvl="1" w:tplc="5644FA76">
+      <w:numFmt w:val="decimal"/>
+      <w:lvlText w:val=""/>
+      <w:lvlJc w:val="left"/>
+    </w:lvl>
+    <w:lvl w:ilvl="2" w:tplc="1432116E">
+      <w:numFmt w:val="decimal"/>
+      <w:lvlText w:val=""/>
+      <w:lvlJc w:val="left"/>
+    </w:lvl>
+    <w:lvl w:ilvl="3" w:tplc="05086654">
+      <w:numFmt w:val="decimal"/>
+      <w:lvlText w:val=""/>
+      <w:lvlJc w:val="left"/>
+    </w:lvl>
+    <w:lvl w:ilvl="4" w:tplc="331C3FE0">
+      <w:numFmt w:val="decimal"/>
+      <w:lvlText w:val=""/>
+      <w:lvlJc w:val="left"/>
+    </w:lvl>
+    <w:lvl w:ilvl="5" w:tplc="03E4BBA4">
+      <w:numFmt w:val="decimal"/>
+      <w:lvlText w:val=""/>
+      <w:lvlJc w:val="left"/>
+    </w:lvl>
+    <w:lvl w:ilvl="6" w:tplc="315E5846">
+      <w:numFmt w:val="decimal"/>
+      <w:lvlText w:val=""/>
+      <w:lvlJc w:val="left"/>
+    </w:lvl>
+    <w:lvl w:ilvl="7" w:tplc="C7185DFC">
+      <w:numFmt w:val="decimal"/>
+      <w:lvlText w:val=""/>
+      <w:lvlJc w:val="left"/>
+    </w:lvl>
+    <w:lvl w:ilvl="8" w:tplc="0726C098">
+      <w:numFmt w:val="decimal"/>
+      <w:lvlText w:val=""/>
+      <w:lvlJc w:val="left"/>
+    </w:lvl>
   </w:abstractNum>
-  <w:abstractNum w:abstractNumId="5" w15:restartNumberingAfterBreak="0">
-    <w:multiLevelType w:val="hybridMultilevel"/>
-    <w:lvl w:ilvl="0" w15:tentative="1">
-      <w:start w:val="1"/>
-      <w:numFmt w:val="decimal"/>
-      <w:lvlText w:val="%1."/>
-      <w:lvlJc w:val="left"/>
-      <w:pPr>
-        <w:ind w:left="420" w:hanging="260"/>
-      </w:pPr>
-    </w:lvl>
-  </w:abstractNum>
-  <w:num w:numId="1">
+  <w:num w:numId="1" w16cid:durableId="2032418197">
+    <w:abstractNumId w:val="2"/>
+    <w:lvlOverride w:ilvl="0">
+      <w:startOverride w:val="1"/>
+    </w:lvlOverride>
+  </w:num>
+  <w:num w:numId="2" w16cid:durableId="1724061176">
+    <w:abstractNumId w:val="3"/>
+    <w:lvlOverride w:ilvl="0">
+      <w:startOverride w:val="1"/>
+    </w:lvlOverride>
+  </w:num>
+  <w:num w:numId="3" w16cid:durableId="609818851">
+    <w:abstractNumId w:val="4"/>
+    <w:lvlOverride w:ilvl="0">
+      <w:startOverride w:val="1"/>
+    </w:lvlOverride>
+  </w:num>
+  <w:num w:numId="4" w16cid:durableId="1103187803">
     <w:abstractNumId w:val="1"/>
     <w:lvlOverride w:ilvl="0">
       <w:startOverride w:val="1"/>
     </w:lvlOverride>
   </w:num>
-  <w:num w:numId="2">
-    <w:abstractNumId w:val="2"/>
-    <w:lvlOverride w:ilvl="0">
-      <w:startOverride w:val="1"/>
-    </w:lvlOverride>
-  </w:num>
-  <w:num w:numId="3">
-    <w:abstractNumId w:val="3"/>
-    <w:lvlOverride w:ilvl="0">
-      <w:startOverride w:val="1"/>
-    </w:lvlOverride>
-  </w:num>
-  <w:num w:numId="4">
-    <w:abstractNumId w:val="5"/>
-    <w:lvlOverride w:ilvl="0">
-      <w:startOverride w:val="1"/>
-    </w:lvlOverride>
-  </w:num>
-  <w:num w:numId="5">
-    <w:abstractNumId w:val="4"/>
+  <w:num w:numId="5" w16cid:durableId="572860815">
+    <w:abstractNumId w:val="0"/>
     <w:lvlOverride w:ilvl="0">
       <w:startOverride w:val="1"/>
     </w:lvlOverride>
@@ -2124,26 +2349,405 @@
 </file>
 
 <file path=word/styles.xml><?xml version="1.0" encoding="utf-8"?>
-<w:styles xmlns:mc="http://schemas.openxmlformats.org/markup-compatibility/2006" xmlns:r="http://schemas.openxmlformats.org/officeDocument/2006/relationships" xmlns:w="http://schemas.openxmlformats.org/wordprocessingml/2006/main" xmlns:w14="http://schemas.microsoft.com/office/word/2010/wordml" xmlns:w15="http://schemas.microsoft.com/office/word/2012/wordml" mc:Ignorable="w14 w15">
+<w:styles xmlns:mc="http://schemas.openxmlformats.org/markup-compatibility/2006" xmlns:r="http://schemas.openxmlformats.org/officeDocument/2006/relationships" xmlns:w="http://schemas.openxmlformats.org/wordprocessingml/2006/main" xmlns:w14="http://schemas.microsoft.com/office/word/2010/wordml" xmlns:w15="http://schemas.microsoft.com/office/word/2012/wordml" xmlns:w16cex="http://schemas.microsoft.com/office/word/2018/wordml/cex" xmlns:w16cid="http://schemas.microsoft.com/office/word/2016/wordml/cid" xmlns:w16="http://schemas.microsoft.com/office/word/2018/wordml" xmlns:w16du="http://schemas.microsoft.com/office/word/2023/wordml/word16du" xmlns:w16sdtdh="http://schemas.microsoft.com/office/word/2020/wordml/sdtdatahash" xmlns:w16sdtfl="http://schemas.microsoft.com/office/word/2024/wordml/sdtformatlock" xmlns:w16se="http://schemas.microsoft.com/office/word/2015/wordml/symex" mc:Ignorable="w14 w15 w16se w16cid w16 w16cex w16sdtdh w16sdtfl w16du">
   <w:docDefaults>
-    <w:rPrDefault/>
+    <w:rPrDefault>
+      <w:rPr>
+        <w:rFonts w:ascii="Times New Roman" w:eastAsia="Times New Roman" w:hAnsi="Times New Roman" w:cs="Times New Roman"/>
+        <w:lang w:val="en-US" w:eastAsia="en-US" w:bidi="ar-SA"/>
+      </w:rPr>
+    </w:rPrDefault>
     <w:pPrDefault/>
   </w:docDefaults>
-  <w:style w:type="paragraph" w:styleId="Title">
-    <w:name w:val="Title"/>
-    <w:basedOn w:val="Normal"/>
-    <w:next w:val="Normal"/>
+  <w:latentStyles w:defLockedState="0" w:defUIPriority="99" w:defSemiHidden="0" w:defUnhideWhenUsed="0" w:defQFormat="0" w:count="376">
+    <w:lsdException w:name="Normal" w:uiPriority="0" w:qFormat="1"/>
+    <w:lsdException w:name="heading 1" w:uiPriority="9" w:qFormat="1"/>
+    <w:lsdException w:name="heading 2" w:semiHidden="1" w:uiPriority="9" w:unhideWhenUsed="1" w:qFormat="1"/>
+    <w:lsdException w:name="heading 3" w:semiHidden="1" w:uiPriority="9" w:unhideWhenUsed="1" w:qFormat="1"/>
+    <w:lsdException w:name="heading 4" w:semiHidden="1" w:uiPriority="9" w:unhideWhenUsed="1" w:qFormat="1"/>
+    <w:lsdException w:name="heading 5" w:semiHidden="1" w:uiPriority="9" w:unhideWhenUsed="1" w:qFormat="1"/>
+    <w:lsdException w:name="heading 6" w:semiHidden="1" w:uiPriority="9" w:unhideWhenUsed="1" w:qFormat="1"/>
+    <w:lsdException w:name="heading 7" w:semiHidden="1" w:uiPriority="9" w:unhideWhenUsed="1" w:qFormat="1"/>
+    <w:lsdException w:name="heading 8" w:semiHidden="1" w:uiPriority="9" w:unhideWhenUsed="1" w:qFormat="1"/>
+    <w:lsdException w:name="heading 9" w:semiHidden="1" w:uiPriority="9" w:unhideWhenUsed="1" w:qFormat="1"/>
+    <w:lsdException w:name="index 1" w:semiHidden="1" w:unhideWhenUsed="1"/>
+    <w:lsdException w:name="index 2" w:semiHidden="1" w:unhideWhenUsed="1"/>
+    <w:lsdException w:name="index 3" w:semiHidden="1" w:unhideWhenUsed="1"/>
+    <w:lsdException w:name="index 4" w:semiHidden="1" w:unhideWhenUsed="1"/>
+    <w:lsdException w:name="index 5" w:semiHidden="1" w:unhideWhenUsed="1"/>
+    <w:lsdException w:name="index 6" w:semiHidden="1" w:unhideWhenUsed="1"/>
+    <w:lsdException w:name="index 7" w:semiHidden="1" w:unhideWhenUsed="1"/>
+    <w:lsdException w:name="index 8" w:semiHidden="1" w:unhideWhenUsed="1"/>
+    <w:lsdException w:name="index 9" w:semiHidden="1" w:unhideWhenUsed="1"/>
+    <w:lsdException w:name="toc 1" w:semiHidden="1" w:uiPriority="39" w:unhideWhenUsed="1"/>
+    <w:lsdException w:name="toc 2" w:semiHidden="1" w:uiPriority="39" w:unhideWhenUsed="1"/>
+    <w:lsdException w:name="toc 3" w:semiHidden="1" w:uiPriority="39" w:unhideWhenUsed="1"/>
+    <w:lsdException w:name="toc 4" w:semiHidden="1" w:uiPriority="39" w:unhideWhenUsed="1"/>
+    <w:lsdException w:name="toc 5" w:semiHidden="1" w:uiPriority="39" w:unhideWhenUsed="1"/>
+    <w:lsdException w:name="toc 6" w:semiHidden="1" w:uiPriority="39" w:unhideWhenUsed="1"/>
+    <w:lsdException w:name="toc 7" w:semiHidden="1" w:uiPriority="39" w:unhideWhenUsed="1"/>
+    <w:lsdException w:name="toc 8" w:semiHidden="1" w:uiPriority="39" w:unhideWhenUsed="1"/>
+    <w:lsdException w:name="toc 9" w:semiHidden="1" w:uiPriority="39" w:unhideWhenUsed="1"/>
+    <w:lsdException w:name="Normal Indent" w:semiHidden="1" w:unhideWhenUsed="1"/>
+    <w:lsdException w:name="footnote text" w:semiHidden="1" w:unhideWhenUsed="1"/>
+    <w:lsdException w:name="annotation text" w:semiHidden="1" w:unhideWhenUsed="1"/>
+    <w:lsdException w:name="header" w:semiHidden="1" w:unhideWhenUsed="1"/>
+    <w:lsdException w:name="footer" w:semiHidden="1" w:unhideWhenUsed="1"/>
+    <w:lsdException w:name="index heading" w:semiHidden="1" w:unhideWhenUsed="1"/>
+    <w:lsdException w:name="caption" w:semiHidden="1" w:uiPriority="35" w:unhideWhenUsed="1" w:qFormat="1"/>
+    <w:lsdException w:name="table of figures" w:semiHidden="1" w:unhideWhenUsed="1"/>
+    <w:lsdException w:name="envelope address" w:semiHidden="1" w:unhideWhenUsed="1"/>
+    <w:lsdException w:name="envelope return" w:semiHidden="1" w:unhideWhenUsed="1"/>
+    <w:lsdException w:name="footnote reference" w:semiHidden="1" w:unhideWhenUsed="1"/>
+    <w:lsdException w:name="annotation reference" w:semiHidden="1" w:unhideWhenUsed="1"/>
+    <w:lsdException w:name="line number" w:semiHidden="1" w:unhideWhenUsed="1"/>
+    <w:lsdException w:name="page number" w:semiHidden="1" w:unhideWhenUsed="1"/>
+    <w:lsdException w:name="endnote reference" w:semiHidden="1" w:unhideWhenUsed="1"/>
+    <w:lsdException w:name="endnote text" w:semiHidden="1" w:unhideWhenUsed="1"/>
+    <w:lsdException w:name="table of authorities" w:semiHidden="1" w:unhideWhenUsed="1"/>
+    <w:lsdException w:name="macro" w:semiHidden="1" w:unhideWhenUsed="1"/>
+    <w:lsdException w:name="toa heading" w:semiHidden="1" w:unhideWhenUsed="1"/>
+    <w:lsdException w:name="List" w:semiHidden="1" w:unhideWhenUsed="1"/>
+    <w:lsdException w:name="List Bullet" w:semiHidden="1" w:unhideWhenUsed="1"/>
+    <w:lsdException w:name="List Number" w:semiHidden="1" w:unhideWhenUsed="1"/>
+    <w:lsdException w:name="List 2" w:semiHidden="1" w:unhideWhenUsed="1"/>
+    <w:lsdException w:name="List 3" w:semiHidden="1" w:unhideWhenUsed="1"/>
+    <w:lsdException w:name="List 4" w:semiHidden="1" w:unhideWhenUsed="1"/>
+    <w:lsdException w:name="List 5" w:semiHidden="1" w:unhideWhenUsed="1"/>
+    <w:lsdException w:name="List Bullet 2" w:semiHidden="1" w:unhideWhenUsed="1"/>
+    <w:lsdException w:name="List Bullet 3" w:semiHidden="1" w:unhideWhenUsed="1"/>
+    <w:lsdException w:name="List Bullet 4" w:semiHidden="1" w:unhideWhenUsed="1"/>
+    <w:lsdException w:name="List Bullet 5" w:semiHidden="1" w:unhideWhenUsed="1"/>
+    <w:lsdException w:name="List Number 2" w:semiHidden="1" w:unhideWhenUsed="1"/>
+    <w:lsdException w:name="List Number 3" w:semiHidden="1" w:unhideWhenUsed="1"/>
+    <w:lsdException w:name="List Number 4" w:semiHidden="1" w:unhideWhenUsed="1"/>
+    <w:lsdException w:name="List Number 5" w:semiHidden="1" w:unhideWhenUsed="1"/>
+    <w:lsdException w:name="Title" w:uiPriority="10" w:qFormat="1"/>
+    <w:lsdException w:name="Closing" w:semiHidden="1" w:unhideWhenUsed="1"/>
+    <w:lsdException w:name="Signature" w:semiHidden="1" w:unhideWhenUsed="1"/>
+    <w:lsdException w:name="Default Paragraph Font" w:semiHidden="1" w:uiPriority="1" w:unhideWhenUsed="1"/>
+    <w:lsdException w:name="Body Text" w:semiHidden="1" w:unhideWhenUsed="1"/>
+    <w:lsdException w:name="Body Text Indent" w:semiHidden="1" w:unhideWhenUsed="1"/>
+    <w:lsdException w:name="List Continue" w:semiHidden="1" w:unhideWhenUsed="1"/>
+    <w:lsdException w:name="List Continue 2" w:semiHidden="1" w:unhideWhenUsed="1"/>
+    <w:lsdException w:name="List Continue 3" w:semiHidden="1" w:unhideWhenUsed="1"/>
+    <w:lsdException w:name="List Continue 4" w:semiHidden="1" w:unhideWhenUsed="1"/>
+    <w:lsdException w:name="List Continue 5" w:semiHidden="1" w:unhideWhenUsed="1"/>
+    <w:lsdException w:name="Message Header" w:semiHidden="1" w:unhideWhenUsed="1"/>
+    <w:lsdException w:name="Subtitle" w:uiPriority="11" w:qFormat="1"/>
+    <w:lsdException w:name="Salutation" w:semiHidden="1" w:unhideWhenUsed="1"/>
+    <w:lsdException w:name="Date" w:semiHidden="1" w:unhideWhenUsed="1"/>
+    <w:lsdException w:name="Body Text First Indent" w:semiHidden="1" w:unhideWhenUsed="1"/>
+    <w:lsdException w:name="Body Text First Indent 2" w:semiHidden="1" w:unhideWhenUsed="1"/>
+    <w:lsdException w:name="Note Heading" w:semiHidden="1" w:unhideWhenUsed="1"/>
+    <w:lsdException w:name="Body Text 2" w:semiHidden="1" w:unhideWhenUsed="1"/>
+    <w:lsdException w:name="Body Text 3" w:semiHidden="1" w:unhideWhenUsed="1"/>
+    <w:lsdException w:name="Body Text Indent 2" w:semiHidden="1" w:unhideWhenUsed="1"/>
+    <w:lsdException w:name="Body Text Indent 3" w:semiHidden="1" w:unhideWhenUsed="1"/>
+    <w:lsdException w:name="Block Text" w:semiHidden="1" w:unhideWhenUsed="1"/>
+    <w:lsdException w:name="Hyperlink" w:semiHidden="1" w:unhideWhenUsed="1"/>
+    <w:lsdException w:name="FollowedHyperlink" w:semiHidden="1" w:unhideWhenUsed="1"/>
+    <w:lsdException w:name="Strong" w:uiPriority="22" w:qFormat="1"/>
+    <w:lsdException w:name="Emphasis" w:uiPriority="20" w:qFormat="1"/>
+    <w:lsdException w:name="Document Map" w:semiHidden="1" w:unhideWhenUsed="1"/>
+    <w:lsdException w:name="Plain Text" w:semiHidden="1" w:unhideWhenUsed="1"/>
+    <w:lsdException w:name="E-mail Signature" w:semiHidden="1" w:unhideWhenUsed="1"/>
+    <w:lsdException w:name="HTML Top of Form" w:semiHidden="1" w:unhideWhenUsed="1"/>
+    <w:lsdException w:name="HTML Bottom of Form" w:semiHidden="1" w:unhideWhenUsed="1"/>
+    <w:lsdException w:name="Normal (Web)" w:semiHidden="1" w:unhideWhenUsed="1"/>
+    <w:lsdException w:name="HTML Acronym" w:semiHidden="1" w:unhideWhenUsed="1"/>
+    <w:lsdException w:name="HTML Address" w:semiHidden="1" w:unhideWhenUsed="1"/>
+    <w:lsdException w:name="HTML Cite" w:semiHidden="1" w:unhideWhenUsed="1"/>
+    <w:lsdException w:name="HTML Code" w:semiHidden="1" w:unhideWhenUsed="1"/>
+    <w:lsdException w:name="HTML Definition" w:semiHidden="1" w:unhideWhenUsed="1"/>
+    <w:lsdException w:name="HTML Keyboard" w:semiHidden="1" w:unhideWhenUsed="1"/>
+    <w:lsdException w:name="HTML Preformatted" w:semiHidden="1" w:unhideWhenUsed="1"/>
+    <w:lsdException w:name="HTML Sample" w:semiHidden="1" w:unhideWhenUsed="1"/>
+    <w:lsdException w:name="HTML Typewriter" w:semiHidden="1" w:unhideWhenUsed="1"/>
+    <w:lsdException w:name="HTML Variable" w:semiHidden="1" w:unhideWhenUsed="1"/>
+    <w:lsdException w:name="Normal Table" w:semiHidden="1" w:unhideWhenUsed="1"/>
+    <w:lsdException w:name="annotation subject" w:semiHidden="1" w:unhideWhenUsed="1"/>
+    <w:lsdException w:name="No List" w:semiHidden="1" w:unhideWhenUsed="1"/>
+    <w:lsdException w:name="Outline List 1" w:semiHidden="1" w:unhideWhenUsed="1"/>
+    <w:lsdException w:name="Outline List 2" w:semiHidden="1" w:unhideWhenUsed="1"/>
+    <w:lsdException w:name="Outline List 3" w:semiHidden="1" w:unhideWhenUsed="1"/>
+    <w:lsdException w:name="Table Simple 1" w:semiHidden="1" w:unhideWhenUsed="1"/>
+    <w:lsdException w:name="Table Simple 2" w:semiHidden="1" w:unhideWhenUsed="1"/>
+    <w:lsdException w:name="Table Simple 3" w:semiHidden="1" w:unhideWhenUsed="1"/>
+    <w:lsdException w:name="Table Classic 1" w:semiHidden="1" w:unhideWhenUsed="1"/>
+    <w:lsdException w:name="Table Classic 2" w:semiHidden="1" w:unhideWhenUsed="1"/>
+    <w:lsdException w:name="Table Classic 3" w:semiHidden="1" w:unhideWhenUsed="1"/>
+    <w:lsdException w:name="Table Classic 4" w:semiHidden="1" w:unhideWhenUsed="1"/>
+    <w:lsdException w:name="Table Colorful 1" w:semiHidden="1" w:unhideWhenUsed="1"/>
+    <w:lsdException w:name="Table Colorful 2" w:semiHidden="1" w:unhideWhenUsed="1"/>
+    <w:lsdException w:name="Table Colorful 3" w:semiHidden="1" w:unhideWhenUsed="1"/>
+    <w:lsdException w:name="Table Columns 1" w:semiHidden="1" w:unhideWhenUsed="1"/>
+    <w:lsdException w:name="Table Columns 2" w:semiHidden="1" w:unhideWhenUsed="1"/>
+    <w:lsdException w:name="Table Columns 3" w:semiHidden="1" w:unhideWhenUsed="1"/>
+    <w:lsdException w:name="Table Columns 4" w:semiHidden="1" w:unhideWhenUsed="1"/>
+    <w:lsdException w:name="Table Columns 5" w:semiHidden="1" w:unhideWhenUsed="1"/>
+    <w:lsdException w:name="Table Grid 1" w:semiHidden="1" w:unhideWhenUsed="1"/>
+    <w:lsdException w:name="Table Grid 2" w:semiHidden="1" w:unhideWhenUsed="1"/>
+    <w:lsdException w:name="Table Grid 3" w:semiHidden="1" w:unhideWhenUsed="1"/>
+    <w:lsdException w:name="Table Grid 4" w:semiHidden="1" w:unhideWhenUsed="1"/>
+    <w:lsdException w:name="Table Grid 5" w:semiHidden="1" w:unhideWhenUsed="1"/>
+    <w:lsdException w:name="Table Grid 6" w:semiHidden="1" w:unhideWhenUsed="1"/>
+    <w:lsdException w:name="Table Grid 7" w:semiHidden="1" w:unhideWhenUsed="1"/>
+    <w:lsdException w:name="Table Grid 8" w:semiHidden="1" w:unhideWhenUsed="1"/>
+    <w:lsdException w:name="Table List 1" w:semiHidden="1" w:unhideWhenUsed="1"/>
+    <w:lsdException w:name="Table List 2" w:semiHidden="1" w:unhideWhenUsed="1"/>
+    <w:lsdException w:name="Table List 3" w:semiHidden="1" w:unhideWhenUsed="1"/>
+    <w:lsdException w:name="Table List 4" w:semiHidden="1" w:unhideWhenUsed="1"/>
+    <w:lsdException w:name="Table List 5" w:semiHidden="1" w:unhideWhenUsed="1"/>
+    <w:lsdException w:name="Table List 6" w:semiHidden="1" w:unhideWhenUsed="1"/>
+    <w:lsdException w:name="Table List 7" w:semiHidden="1" w:unhideWhenUsed="1"/>
+    <w:lsdException w:name="Table List 8" w:semiHidden="1" w:unhideWhenUsed="1"/>
+    <w:lsdException w:name="Table 3D effects 1" w:semiHidden="1" w:unhideWhenUsed="1"/>
+    <w:lsdException w:name="Table 3D effects 2" w:semiHidden="1" w:unhideWhenUsed="1"/>
+    <w:lsdException w:name="Table 3D effects 3" w:semiHidden="1" w:unhideWhenUsed="1"/>
+    <w:lsdException w:name="Table Contemporary" w:semiHidden="1" w:unhideWhenUsed="1"/>
+    <w:lsdException w:name="Table Elegant" w:semiHidden="1" w:unhideWhenUsed="1"/>
+    <w:lsdException w:name="Table Professional" w:semiHidden="1" w:unhideWhenUsed="1"/>
+    <w:lsdException w:name="Table Subtle 1" w:semiHidden="1" w:unhideWhenUsed="1"/>
+    <w:lsdException w:name="Table Subtle 2" w:semiHidden="1" w:unhideWhenUsed="1"/>
+    <w:lsdException w:name="Table Web 1" w:semiHidden="1" w:unhideWhenUsed="1"/>
+    <w:lsdException w:name="Table Web 2" w:semiHidden="1" w:unhideWhenUsed="1"/>
+    <w:lsdException w:name="Table Web 3" w:semiHidden="1" w:unhideWhenUsed="1"/>
+    <w:lsdException w:name="Balloon Text" w:semiHidden="1" w:unhideWhenUsed="1"/>
+    <w:lsdException w:name="Table Grid" w:uiPriority="39"/>
+    <w:lsdException w:name="Table Theme" w:semiHidden="1" w:unhideWhenUsed="1"/>
+    <w:lsdException w:name="Placeholder Text" w:semiHidden="1"/>
+    <w:lsdException w:name="No Spacing" w:uiPriority="1" w:qFormat="1"/>
+    <w:lsdException w:name="Light Shading" w:uiPriority="60"/>
+    <w:lsdException w:name="Light List" w:uiPriority="61"/>
+    <w:lsdException w:name="Light Grid" w:uiPriority="62"/>
+    <w:lsdException w:name="Medium Shading 1" w:uiPriority="63"/>
+    <w:lsdException w:name="Medium Shading 2" w:uiPriority="64"/>
+    <w:lsdException w:name="Medium List 1" w:uiPriority="65"/>
+    <w:lsdException w:name="Medium List 2" w:uiPriority="66"/>
+    <w:lsdException w:name="Medium Grid 1" w:uiPriority="67"/>
+    <w:lsdException w:name="Medium Grid 2" w:uiPriority="68"/>
+    <w:lsdException w:name="Medium Grid 3" w:uiPriority="69"/>
+    <w:lsdException w:name="Dark List" w:uiPriority="70"/>
+    <w:lsdException w:name="Colorful Shading" w:uiPriority="71"/>
+    <w:lsdException w:name="Colorful List" w:uiPriority="72"/>
+    <w:lsdException w:name="Colorful Grid" w:uiPriority="73"/>
+    <w:lsdException w:name="Light Shading Accent 1" w:uiPriority="60"/>
+    <w:lsdException w:name="Light List Accent 1" w:uiPriority="61"/>
+    <w:lsdException w:name="Light Grid Accent 1" w:uiPriority="62"/>
+    <w:lsdException w:name="Medium Shading 1 Accent 1" w:uiPriority="63"/>
+    <w:lsdException w:name="Medium Shading 2 Accent 1" w:uiPriority="64"/>
+    <w:lsdException w:name="Medium List 1 Accent 1" w:uiPriority="65"/>
+    <w:lsdException w:name="Revision" w:semiHidden="1"/>
+    <w:lsdException w:name="List Paragraph" w:uiPriority="34" w:qFormat="1"/>
+    <w:lsdException w:name="Quote" w:uiPriority="29" w:qFormat="1"/>
+    <w:lsdException w:name="Intense Quote" w:uiPriority="30" w:qFormat="1"/>
+    <w:lsdException w:name="Medium List 2 Accent 1" w:uiPriority="66"/>
+    <w:lsdException w:name="Medium Grid 1 Accent 1" w:uiPriority="67"/>
+    <w:lsdException w:name="Medium Grid 2 Accent 1" w:uiPriority="68"/>
+    <w:lsdException w:name="Medium Grid 3 Accent 1" w:uiPriority="69"/>
+    <w:lsdException w:name="Dark List Accent 1" w:uiPriority="70"/>
+    <w:lsdException w:name="Colorful Shading Accent 1" w:uiPriority="71"/>
+    <w:lsdException w:name="Colorful List Accent 1" w:uiPriority="72"/>
+    <w:lsdException w:name="Colorful Grid Accent 1" w:uiPriority="73"/>
+    <w:lsdException w:name="Light Shading Accent 2" w:uiPriority="60"/>
+    <w:lsdException w:name="Light List Accent 2" w:uiPriority="61"/>
+    <w:lsdException w:name="Light Grid Accent 2" w:uiPriority="62"/>
+    <w:lsdException w:name="Medium Shading 1 Accent 2" w:uiPriority="63"/>
+    <w:lsdException w:name="Medium Shading 2 Accent 2" w:uiPriority="64"/>
+    <w:lsdException w:name="Medium List 1 Accent 2" w:uiPriority="65"/>
+    <w:lsdException w:name="Medium List 2 Accent 2" w:uiPriority="66"/>
+    <w:lsdException w:name="Medium Grid 1 Accent 2" w:uiPriority="67"/>
+    <w:lsdException w:name="Medium Grid 2 Accent 2" w:uiPriority="68"/>
+    <w:lsdException w:name="Medium Grid 3 Accent 2" w:uiPriority="69"/>
+    <w:lsdException w:name="Dark List Accent 2" w:uiPriority="70"/>
+    <w:lsdException w:name="Colorful Shading Accent 2" w:uiPriority="71"/>
+    <w:lsdException w:name="Colorful List Accent 2" w:uiPriority="72"/>
+    <w:lsdException w:name="Colorful Grid Accent 2" w:uiPriority="73"/>
+    <w:lsdException w:name="Light Shading Accent 3" w:uiPriority="60"/>
+    <w:lsdException w:name="Light List Accent 3" w:uiPriority="61"/>
+    <w:lsdException w:name="Light Grid Accent 3" w:uiPriority="62"/>
+    <w:lsdException w:name="Medium Shading 1 Accent 3" w:uiPriority="63"/>
+    <w:lsdException w:name="Medium Shading 2 Accent 3" w:uiPriority="64"/>
+    <w:lsdException w:name="Medium List 1 Accent 3" w:uiPriority="65"/>
+    <w:lsdException w:name="Medium List 2 Accent 3" w:uiPriority="66"/>
+    <w:lsdException w:name="Medium Grid 1 Accent 3" w:uiPriority="67"/>
+    <w:lsdException w:name="Medium Grid 2 Accent 3" w:uiPriority="68"/>
+    <w:lsdException w:name="Medium Grid 3 Accent 3" w:uiPriority="69"/>
+    <w:lsdException w:name="Dark List Accent 3" w:uiPriority="70"/>
+    <w:lsdException w:name="Colorful Shading Accent 3" w:uiPriority="71"/>
+    <w:lsdException w:name="Colorful List Accent 3" w:uiPriority="72"/>
+    <w:lsdException w:name="Colorful Grid Accent 3" w:uiPriority="73"/>
+    <w:lsdException w:name="Light Shading Accent 4" w:uiPriority="60"/>
+    <w:lsdException w:name="Light List Accent 4" w:uiPriority="61"/>
+    <w:lsdException w:name="Light Grid Accent 4" w:uiPriority="62"/>
+    <w:lsdException w:name="Medium Shading 1 Accent 4" w:uiPriority="63"/>
+    <w:lsdException w:name="Medium Shading 2 Accent 4" w:uiPriority="64"/>
+    <w:lsdException w:name="Medium List 1 Accent 4" w:uiPriority="65"/>
+    <w:lsdException w:name="Medium List 2 Accent 4" w:uiPriority="66"/>
+    <w:lsdException w:name="Medium Grid 1 Accent 4" w:uiPriority="67"/>
+    <w:lsdException w:name="Medium Grid 2 Accent 4" w:uiPriority="68"/>
+    <w:lsdException w:name="Medium Grid 3 Accent 4" w:uiPriority="69"/>
+    <w:lsdException w:name="Dark List Accent 4" w:uiPriority="70"/>
+    <w:lsdException w:name="Colorful Shading Accent 4" w:uiPriority="71"/>
+    <w:lsdException w:name="Colorful List Accent 4" w:uiPriority="72"/>
+    <w:lsdException w:name="Colorful Grid Accent 4" w:uiPriority="73"/>
+    <w:lsdException w:name="Light Shading Accent 5" w:uiPriority="60"/>
+    <w:lsdException w:name="Light List Accent 5" w:uiPriority="61"/>
+    <w:lsdException w:name="Light Grid Accent 5" w:uiPriority="62"/>
+    <w:lsdException w:name="Medium Shading 1 Accent 5" w:uiPriority="63"/>
+    <w:lsdException w:name="Medium Shading 2 Accent 5" w:uiPriority="64"/>
+    <w:lsdException w:name="Medium List 1 Accent 5" w:uiPriority="65"/>
+    <w:lsdException w:name="Medium List 2 Accent 5" w:uiPriority="66"/>
+    <w:lsdException w:name="Medium Grid 1 Accent 5" w:uiPriority="67"/>
+    <w:lsdException w:name="Medium Grid 2 Accent 5" w:uiPriority="68"/>
+    <w:lsdException w:name="Medium Grid 3 Accent 5" w:uiPriority="69"/>
+    <w:lsdException w:name="Dark List Accent 5" w:uiPriority="70"/>
+    <w:lsdException w:name="Colorful Shading Accent 5" w:uiPriority="71"/>
+    <w:lsdException w:name="Colorful List Accent 5" w:uiPriority="72"/>
+    <w:lsdException w:name="Colorful Grid Accent 5" w:uiPriority="73"/>
+    <w:lsdException w:name="Light Shading Accent 6" w:uiPriority="60"/>
+    <w:lsdException w:name="Light List Accent 6" w:uiPriority="61"/>
+    <w:lsdException w:name="Light Grid Accent 6" w:uiPriority="62"/>
+    <w:lsdException w:name="Medium Shading 1 Accent 6" w:uiPriority="63"/>
+    <w:lsdException w:name="Medium Shading 2 Accent 6" w:uiPriority="64"/>
+    <w:lsdException w:name="Medium List 1 Accent 6" w:uiPriority="65"/>
+    <w:lsdException w:name="Medium List 2 Accent 6" w:uiPriority="66"/>
+    <w:lsdException w:name="Medium Grid 1 Accent 6" w:uiPriority="67"/>
+    <w:lsdException w:name="Medium Grid 2 Accent 6" w:uiPriority="68"/>
+    <w:lsdException w:name="Medium Grid 3 Accent 6" w:uiPriority="69"/>
+    <w:lsdException w:name="Dark List Accent 6" w:uiPriority="70"/>
+    <w:lsdException w:name="Colorful Shading Accent 6" w:uiPriority="71"/>
+    <w:lsdException w:name="Colorful List Accent 6" w:uiPriority="72"/>
+    <w:lsdException w:name="Colorful Grid Accent 6" w:uiPriority="73"/>
+    <w:lsdException w:name="Subtle Emphasis" w:uiPriority="19" w:qFormat="1"/>
+    <w:lsdException w:name="Intense Emphasis" w:uiPriority="21" w:qFormat="1"/>
+    <w:lsdException w:name="Subtle Reference" w:uiPriority="31" w:qFormat="1"/>
+    <w:lsdException w:name="Intense Reference" w:uiPriority="32" w:qFormat="1"/>
+    <w:lsdException w:name="Book Title" w:uiPriority="33" w:qFormat="1"/>
+    <w:lsdException w:name="Bibliography" w:semiHidden="1" w:uiPriority="37" w:unhideWhenUsed="1"/>
+    <w:lsdException w:name="TOC Heading" w:semiHidden="1" w:uiPriority="39" w:unhideWhenUsed="1" w:qFormat="1"/>
+    <w:lsdException w:name="Plain Table 1" w:uiPriority="41"/>
+    <w:lsdException w:name="Plain Table 2" w:uiPriority="42"/>
+    <w:lsdException w:name="Plain Table 3" w:uiPriority="43"/>
+    <w:lsdException w:name="Plain Table 4" w:uiPriority="44"/>
+    <w:lsdException w:name="Plain Table 5" w:uiPriority="45"/>
+    <w:lsdException w:name="Grid Table Light" w:uiPriority="40"/>
+    <w:lsdException w:name="Grid Table 1 Light" w:uiPriority="46"/>
+    <w:lsdException w:name="Grid Table 2" w:uiPriority="47"/>
+    <w:lsdException w:name="Grid Table 3" w:uiPriority="48"/>
+    <w:lsdException w:name="Grid Table 4" w:uiPriority="49"/>
+    <w:lsdException w:name="Grid Table 5 Dark" w:uiPriority="50"/>
+    <w:lsdException w:name="Grid Table 6 Colorful" w:uiPriority="51"/>
+    <w:lsdException w:name="Grid Table 7 Colorful" w:uiPriority="52"/>
+    <w:lsdException w:name="Grid Table 1 Light Accent 1" w:uiPriority="46"/>
+    <w:lsdException w:name="Grid Table 2 Accent 1" w:uiPriority="47"/>
+    <w:lsdException w:name="Grid Table 3 Accent 1" w:uiPriority="48"/>
+    <w:lsdException w:name="Grid Table 4 Accent 1" w:uiPriority="49"/>
+    <w:lsdException w:name="Grid Table 5 Dark Accent 1" w:uiPriority="50"/>
+    <w:lsdException w:name="Grid Table 6 Colorful Accent 1" w:uiPriority="51"/>
+    <w:lsdException w:name="Grid Table 7 Colorful Accent 1" w:uiPriority="52"/>
+    <w:lsdException w:name="Grid Table 1 Light Accent 2" w:uiPriority="46"/>
+    <w:lsdException w:name="Grid Table 2 Accent 2" w:uiPriority="47"/>
+    <w:lsdException w:name="Grid Table 3 Accent 2" w:uiPriority="48"/>
+    <w:lsdException w:name="Grid Table 4 Accent 2" w:uiPriority="49"/>
+    <w:lsdException w:name="Grid Table 5 Dark Accent 2" w:uiPriority="50"/>
+    <w:lsdException w:name="Grid Table 6 Colorful Accent 2" w:uiPriority="51"/>
+    <w:lsdException w:name="Grid Table 7 Colorful Accent 2" w:uiPriority="52"/>
+    <w:lsdException w:name="Grid Table 1 Light Accent 3" w:uiPriority="46"/>
+    <w:lsdException w:name="Grid Table 2 Accent 3" w:uiPriority="47"/>
+    <w:lsdException w:name="Grid Table 3 Accent 3" w:uiPriority="48"/>
+    <w:lsdException w:name="Grid Table 4 Accent 3" w:uiPriority="49"/>
+    <w:lsdException w:name="Grid Table 5 Dark Accent 3" w:uiPriority="50"/>
+    <w:lsdException w:name="Grid Table 6 Colorful Accent 3" w:uiPriority="51"/>
+    <w:lsdException w:name="Grid Table 7 Colorful Accent 3" w:uiPriority="52"/>
+    <w:lsdException w:name="Grid Table 1 Light Accent 4" w:uiPriority="46"/>
+    <w:lsdException w:name="Grid Table 2 Accent 4" w:uiPriority="47"/>
+    <w:lsdException w:name="Grid Table 3 Accent 4" w:uiPriority="48"/>
+    <w:lsdException w:name="Grid Table 4 Accent 4" w:uiPriority="49"/>
+    <w:lsdException w:name="Grid Table 5 Dark Accent 4" w:uiPriority="50"/>
+    <w:lsdException w:name="Grid Table 6 Colorful Accent 4" w:uiPriority="51"/>
+    <w:lsdException w:name="Grid Table 7 Colorful Accent 4" w:uiPriority="52"/>
+    <w:lsdException w:name="Grid Table 1 Light Accent 5" w:uiPriority="46"/>
+    <w:lsdException w:name="Grid Table 2 Accent 5" w:uiPriority="47"/>
+    <w:lsdException w:name="Grid Table 3 Accent 5" w:uiPriority="48"/>
+    <w:lsdException w:name="Grid Table 4 Accent 5" w:uiPriority="49"/>
+    <w:lsdException w:name="Grid Table 5 Dark Accent 5" w:uiPriority="50"/>
+    <w:lsdException w:name="Grid Table 6 Colorful Accent 5" w:uiPriority="51"/>
+    <w:lsdException w:name="Grid Table 7 Colorful Accent 5" w:uiPriority="52"/>
+    <w:lsdException w:name="Grid Table 1 Light Accent 6" w:uiPriority="46"/>
+    <w:lsdException w:name="Grid Table 2 Accent 6" w:uiPriority="47"/>
+    <w:lsdException w:name="Grid Table 3 Accent 6" w:uiPriority="48"/>
+    <w:lsdException w:name="Grid Table 4 Accent 6" w:uiPriority="49"/>
+    <w:lsdException w:name="Grid Table 5 Dark Accent 6" w:uiPriority="50"/>
+    <w:lsdException w:name="Grid Table 6 Colorful Accent 6" w:uiPriority="51"/>
+    <w:lsdException w:name="Grid Table 7 Colorful Accent 6" w:uiPriority="52"/>
+    <w:lsdException w:name="List Table 1 Light" w:uiPriority="46"/>
+    <w:lsdException w:name="List Table 2" w:uiPriority="47"/>
+    <w:lsdException w:name="List Table 3" w:uiPriority="48"/>
+    <w:lsdException w:name="List Table 4" w:uiPriority="49"/>
+    <w:lsdException w:name="List Table 5 Dark" w:uiPriority="50"/>
+    <w:lsdException w:name="List Table 6 Colorful" w:uiPriority="51"/>
+    <w:lsdException w:name="List Table 7 Colorful" w:uiPriority="52"/>
+    <w:lsdException w:name="List Table 1 Light Accent 1" w:uiPriority="46"/>
+    <w:lsdException w:name="List Table 2 Accent 1" w:uiPriority="47"/>
+    <w:lsdException w:name="List Table 3 Accent 1" w:uiPriority="48"/>
+    <w:lsdException w:name="List Table 4 Accent 1" w:uiPriority="49"/>
+    <w:lsdException w:name="List Table 5 Dark Accent 1" w:uiPriority="50"/>
+    <w:lsdException w:name="List Table 6 Colorful Accent 1" w:uiPriority="51"/>
+    <w:lsdException w:name="List Table 7 Colorful Accent 1" w:uiPriority="52"/>
+    <w:lsdException w:name="List Table 1 Light Accent 2" w:uiPriority="46"/>
+    <w:lsdException w:name="List Table 2 Accent 2" w:uiPriority="47"/>
+    <w:lsdException w:name="List Table 3 Accent 2" w:uiPriority="48"/>
+    <w:lsdException w:name="List Table 4 Accent 2" w:uiPriority="49"/>
+    <w:lsdException w:name="List Table 5 Dark Accent 2" w:uiPriority="50"/>
+    <w:lsdException w:name="List Table 6 Colorful Accent 2" w:uiPriority="51"/>
+    <w:lsdException w:name="List Table 7 Colorful Accent 2" w:uiPriority="52"/>
+    <w:lsdException w:name="List Table 1 Light Accent 3" w:uiPriority="46"/>
+    <w:lsdException w:name="List Table 2 Accent 3" w:uiPriority="47"/>
+    <w:lsdException w:name="List Table 3 Accent 3" w:uiPriority="48"/>
+    <w:lsdException w:name="List Table 4 Accent 3" w:uiPriority="49"/>
+    <w:lsdException w:name="List Table 5 Dark Accent 3" w:uiPriority="50"/>
+    <w:lsdException w:name="List Table 6 Colorful Accent 3" w:uiPriority="51"/>
+    <w:lsdException w:name="List Table 7 Colorful Accent 3" w:uiPriority="52"/>
+    <w:lsdException w:name="List Table 1 Light Accent 4" w:uiPriority="46"/>
+    <w:lsdException w:name="List Table 2 Accent 4" w:uiPriority="47"/>
+    <w:lsdException w:name="List Table 3 Accent 4" w:uiPriority="48"/>
+    <w:lsdException w:name="List Table 4 Accent 4" w:uiPriority="49"/>
+    <w:lsdException w:name="List Table 5 Dark Accent 4" w:uiPriority="50"/>
+    <w:lsdException w:name="List Table 6 Colorful Accent 4" w:uiPriority="51"/>
+    <w:lsdException w:name="List Table 7 Colorful Accent 4" w:uiPriority="52"/>
+    <w:lsdException w:name="List Table 1 Light Accent 5" w:uiPriority="46"/>
+    <w:lsdException w:name="List Table 2 Accent 5" w:uiPriority="47"/>
+    <w:lsdException w:name="List Table 3 Accent 5" w:uiPriority="48"/>
+    <w:lsdException w:name="List Table 4 Accent 5" w:uiPriority="49"/>
+    <w:lsdException w:name="List Table 5 Dark Accent 5" w:uiPriority="50"/>
+    <w:lsdException w:name="List Table 6 Colorful Accent 5" w:uiPriority="51"/>
+    <w:lsdException w:name="List Table 7 Colorful Accent 5" w:uiPriority="52"/>
+    <w:lsdException w:name="List Table 1 Light Accent 6" w:uiPriority="46"/>
+    <w:lsdException w:name="List Table 2 Accent 6" w:uiPriority="47"/>
+    <w:lsdException w:name="List Table 3 Accent 6" w:uiPriority="48"/>
+    <w:lsdException w:name="List Table 4 Accent 6" w:uiPriority="49"/>
+    <w:lsdException w:name="List Table 5 Dark Accent 6" w:uiPriority="50"/>
+    <w:lsdException w:name="List Table 6 Colorful Accent 6" w:uiPriority="51"/>
+    <w:lsdException w:name="List Table 7 Colorful Accent 6" w:uiPriority="52"/>
+    <w:lsdException w:name="Mention" w:semiHidden="1" w:unhideWhenUsed="1"/>
+    <w:lsdException w:name="Smart Hyperlink" w:semiHidden="1" w:unhideWhenUsed="1"/>
+    <w:lsdException w:name="Hashtag" w:semiHidden="1" w:unhideWhenUsed="1"/>
+    <w:lsdException w:name="Unresolved Mention" w:semiHidden="1" w:unhideWhenUsed="1"/>
+    <w:lsdException w:name="Smart Link" w:semiHidden="1" w:unhideWhenUsed="1"/>
+  </w:latentStyles>
+  <w:style w:type="paragraph" w:default="1" w:styleId="Normal">
+    <w:name w:val="Normal"/>
     <w:qFormat/>
-    <w:rPr>
-      <w:sz w:val="56"/>
-      <w:szCs w:val="56"/>
-    </w:rPr>
   </w:style>
   <w:style w:type="paragraph" w:styleId="Heading1">
-    <w:name w:val="Heading 1"/>
-    <w:basedOn w:val="Normal"/>
-    <w:next w:val="Normal"/>
+    <w:name w:val="heading 1"/>
+    <w:uiPriority w:val="9"/>
     <w:qFormat/>
+    <w:pPr>
+      <w:outlineLvl w:val="0"/>
+    </w:pPr>
     <w:rPr>
       <w:color w:val="2E74B5"/>
       <w:sz w:val="32"/>
@@ -2151,10 +2755,13 @@
     </w:rPr>
   </w:style>
   <w:style w:type="paragraph" w:styleId="Heading2">
-    <w:name w:val="Heading 2"/>
-    <w:basedOn w:val="Normal"/>
-    <w:next w:val="Normal"/>
+    <w:name w:val="heading 2"/>
+    <w:uiPriority w:val="9"/>
+    <w:unhideWhenUsed/>
     <w:qFormat/>
+    <w:pPr>
+      <w:outlineLvl w:val="1"/>
+    </w:pPr>
     <w:rPr>
       <w:color w:val="2E74B5"/>
       <w:sz w:val="26"/>
@@ -2162,10 +2769,14 @@
     </w:rPr>
   </w:style>
   <w:style w:type="paragraph" w:styleId="Heading3">
-    <w:name w:val="Heading 3"/>
-    <w:basedOn w:val="Normal"/>
-    <w:next w:val="Normal"/>
+    <w:name w:val="heading 3"/>
+    <w:uiPriority w:val="9"/>
+    <w:semiHidden/>
+    <w:unhideWhenUsed/>
     <w:qFormat/>
+    <w:pPr>
+      <w:outlineLvl w:val="2"/>
+    </w:pPr>
     <w:rPr>
       <w:color w:val="1F4D78"/>
       <w:sz w:val="24"/>
@@ -2173,10 +2784,14 @@
     </w:rPr>
   </w:style>
   <w:style w:type="paragraph" w:styleId="Heading4">
-    <w:name w:val="Heading 4"/>
-    <w:basedOn w:val="Normal"/>
-    <w:next w:val="Normal"/>
+    <w:name w:val="heading 4"/>
+    <w:uiPriority w:val="9"/>
+    <w:semiHidden/>
+    <w:unhideWhenUsed/>
     <w:qFormat/>
+    <w:pPr>
+      <w:outlineLvl w:val="3"/>
+    </w:pPr>
     <w:rPr>
       <w:i/>
       <w:iCs/>
@@ -2184,27 +2799,68 @@
     </w:rPr>
   </w:style>
   <w:style w:type="paragraph" w:styleId="Heading5">
-    <w:name w:val="Heading 5"/>
-    <w:basedOn w:val="Normal"/>
-    <w:next w:val="Normal"/>
+    <w:name w:val="heading 5"/>
+    <w:uiPriority w:val="9"/>
+    <w:semiHidden/>
+    <w:unhideWhenUsed/>
     <w:qFormat/>
+    <w:pPr>
+      <w:outlineLvl w:val="4"/>
+    </w:pPr>
     <w:rPr>
       <w:color w:val="2E74B5"/>
     </w:rPr>
   </w:style>
   <w:style w:type="paragraph" w:styleId="Heading6">
-    <w:name w:val="Heading 6"/>
-    <w:basedOn w:val="Normal"/>
-    <w:next w:val="Normal"/>
+    <w:name w:val="heading 6"/>
+    <w:uiPriority w:val="9"/>
+    <w:semiHidden/>
+    <w:unhideWhenUsed/>
     <w:qFormat/>
+    <w:pPr>
+      <w:outlineLvl w:val="5"/>
+    </w:pPr>
     <w:rPr>
       <w:color w:val="1F4D78"/>
     </w:rPr>
   </w:style>
-  <w:style w:type="paragraph" w:styleId="Strong">
-    <w:name w:val="Strong"/>
-    <w:basedOn w:val="Normal"/>
-    <w:next w:val="Normal"/>
+  <w:style w:type="character" w:default="1" w:styleId="DefaultParagraphFont">
+    <w:name w:val="Default Paragraph Font"/>
+    <w:uiPriority w:val="1"/>
+    <w:unhideWhenUsed/>
+  </w:style>
+  <w:style w:type="table" w:default="1" w:styleId="TableNormal">
+    <w:name w:val="Normal Table"/>
+    <w:uiPriority w:val="99"/>
+    <w:semiHidden/>
+    <w:unhideWhenUsed/>
+    <w:tblPr>
+      <w:tblInd w:w="0" w:type="dxa"/>
+      <w:tblCellMar>
+        <w:top w:w="0" w:type="dxa"/>
+        <w:left w:w="108" w:type="dxa"/>
+        <w:bottom w:w="0" w:type="dxa"/>
+        <w:right w:w="108" w:type="dxa"/>
+      </w:tblCellMar>
+    </w:tblPr>
+  </w:style>
+  <w:style w:type="numbering" w:default="1" w:styleId="NoList">
+    <w:name w:val="No List"/>
+    <w:uiPriority w:val="99"/>
+    <w:semiHidden/>
+    <w:unhideWhenUsed/>
+  </w:style>
+  <w:style w:type="paragraph" w:styleId="Title">
+    <w:name w:val="Title"/>
+    <w:uiPriority w:val="10"/>
+    <w:qFormat/>
+    <w:rPr>
+      <w:sz w:val="56"/>
+      <w:szCs w:val="56"/>
+    </w:rPr>
+  </w:style>
+  <w:style w:type="paragraph" w:customStyle="1" w:styleId="Strong1">
+    <w:name w:val="Strong1"/>
     <w:qFormat/>
     <w:rPr>
       <w:b/>
@@ -2213,12 +2869,10 @@
   </w:style>
   <w:style w:type="paragraph" w:styleId="ListParagraph">
     <w:name w:val="List Paragraph"/>
-    <w:basedOn w:val="Normal"/>
     <w:qFormat/>
   </w:style>
   <w:style w:type="character" w:styleId="Hyperlink">
     <w:name w:val="Hyperlink"/>
-    <w:basedOn w:val="DefaultParagraphFont"/>
     <w:uiPriority w:val="99"/>
     <w:unhideWhenUsed/>
     <w:rPr>
@@ -2228,7 +2882,6 @@
   </w:style>
   <w:style w:type="character" w:styleId="FootnoteReference">
     <w:name w:val="footnote reference"/>
-    <w:basedOn w:val="DefaultParagraphFont"/>
     <w:uiPriority w:val="99"/>
     <w:semiHidden/>
     <w:unhideWhenUsed/>
@@ -2238,22 +2891,13 @@
   </w:style>
   <w:style w:type="paragraph" w:styleId="FootnoteText">
     <w:name w:val="footnote text"/>
-    <w:basedOn w:val="Normal"/>
     <w:link w:val="FootnoteTextChar"/>
     <w:uiPriority w:val="99"/>
     <w:semiHidden/>
     <w:unhideWhenUsed/>
-    <w:pPr>
-      <w:spacing w:after="0" w:line="240" w:lineRule="auto"/>
-    </w:pPr>
-    <w:rPr>
-      <w:sz w:val="20"/>
-      <w:szCs w:val="20"/>
-    </w:rPr>
   </w:style>
-  <w:style w:type="character" w:styleId="FootnoteTextChar">
+  <w:style w:type="character" w:customStyle="1" w:styleId="FootnoteTextChar">
     <w:name w:val="Footnote Text Char"/>
-    <w:basedOn w:val="DefaultParagraphFont"/>
     <w:link w:val="FootnoteText"/>
     <w:uiPriority w:val="99"/>
     <w:semiHidden/>
@@ -2265,7 +2909,6 @@
   </w:style>
   <w:style w:type="character" w:styleId="EndnoteReference">
     <w:name w:val="endnote reference"/>
-    <w:basedOn w:val="DefaultParagraphFont"/>
     <w:uiPriority w:val="99"/>
     <w:semiHidden/>
     <w:unhideWhenUsed/>
@@ -2275,22 +2918,13 @@
   </w:style>
   <w:style w:type="paragraph" w:styleId="EndnoteText">
     <w:name w:val="endnote text"/>
-    <w:basedOn w:val="Normal"/>
     <w:link w:val="EndnoteTextChar"/>
     <w:uiPriority w:val="99"/>
     <w:semiHidden/>
     <w:unhideWhenUsed/>
-    <w:pPr>
-      <w:spacing w:after="0" w:line="240" w:lineRule="auto"/>
-    </w:pPr>
-    <w:rPr>
-      <w:sz w:val="20"/>
-      <w:szCs w:val="20"/>
-    </w:rPr>
   </w:style>
-  <w:style w:type="character" w:styleId="EndnoteTextChar">
+  <w:style w:type="character" w:customStyle="1" w:styleId="EndnoteTextChar">
     <w:name w:val="Endnote Text Char"/>
-    <w:basedOn w:val="DefaultParagraphFont"/>
     <w:link w:val="EndnoteText"/>
     <w:uiPriority w:val="99"/>
     <w:semiHidden/>
@@ -2300,5 +2934,338 @@
       <w:szCs w:val="20"/>
     </w:rPr>
   </w:style>
+  <w:style w:type="character" w:styleId="UnresolvedMention">
+    <w:name w:val="Unresolved Mention"/>
+    <w:basedOn w:val="DefaultParagraphFont"/>
+    <w:uiPriority w:val="99"/>
+    <w:semiHidden/>
+    <w:unhideWhenUsed/>
+    <w:rsid w:val="002B0273"/>
+    <w:rPr>
+      <w:color w:val="605E5C"/>
+      <w:shd w:val="clear" w:color="auto" w:fill="E1DFDD"/>
+    </w:rPr>
+  </w:style>
 </w:styles>
+</file>
+
+<file path=word/theme/theme1.xml><?xml version="1.0" encoding="utf-8"?>
+<a:theme xmlns:a="http://schemas.openxmlformats.org/drawingml/2006/main" name="Office Theme">
+  <a:themeElements>
+    <a:clrScheme name="Office">
+      <a:dk1>
+        <a:sysClr val="windowText" lastClr="000000"/>
+      </a:dk1>
+      <a:lt1>
+        <a:sysClr val="window" lastClr="FFFFFF"/>
+      </a:lt1>
+      <a:dk2>
+        <a:srgbClr val="0E2841"/>
+      </a:dk2>
+      <a:lt2>
+        <a:srgbClr val="E8E8E8"/>
+      </a:lt2>
+      <a:accent1>
+        <a:srgbClr val="156082"/>
+      </a:accent1>
+      <a:accent2>
+        <a:srgbClr val="E97132"/>
+      </a:accent2>
+      <a:accent3>
+        <a:srgbClr val="196B24"/>
+      </a:accent3>
+      <a:accent4>
+        <a:srgbClr val="0F9ED5"/>
+      </a:accent4>
+      <a:accent5>
+        <a:srgbClr val="A02B93"/>
+      </a:accent5>
+      <a:accent6>
+        <a:srgbClr val="4EA72E"/>
+      </a:accent6>
+      <a:hlink>
+        <a:srgbClr val="467886"/>
+      </a:hlink>
+      <a:folHlink>
+        <a:srgbClr val="96607D"/>
+      </a:folHlink>
+    </a:clrScheme>
+    <a:fontScheme name="Office">
+      <a:majorFont>
+        <a:latin typeface="Aptos Display" panose="02110004020202020204"/>
+        <a:ea typeface=""/>
+        <a:cs typeface=""/>
+        <a:font script="Jpan" typeface="游ゴシック Light"/>
+        <a:font script="Hang" typeface="맑은 고딕"/>
+        <a:font script="Hans" typeface="等线 Light"/>
+        <a:font script="Hant" typeface="新細明體"/>
+        <a:font script="Arab" typeface="Times New Roman"/>
+        <a:font script="Hebr" typeface="Times New Roman"/>
+        <a:font script="Thai" typeface="Angsana New"/>
+        <a:font script="Ethi" typeface="Nyala"/>
+        <a:font script="Beng" typeface="Vrinda"/>
+        <a:font script="Gujr" typeface="Shruti"/>
+        <a:font script="Khmr" typeface="MoolBoran"/>
+        <a:font script="Knda" typeface="Tunga"/>
+        <a:font script="Guru" typeface="Raavi"/>
+        <a:font script="Cans" typeface="Euphemia"/>
+        <a:font script="Cher" typeface="Plantagenet Cherokee"/>
+        <a:font script="Yiii" typeface="Microsoft Yi Baiti"/>
+        <a:font script="Tibt" typeface="Microsoft Himalaya"/>
+        <a:font script="Thaa" typeface="MV Boli"/>
+        <a:font script="Deva" typeface="Mangal"/>
+        <a:font script="Telu" typeface="Gautami"/>
+        <a:font script="Taml" typeface="Latha"/>
+        <a:font script="Syrc" typeface="Estrangelo Edessa"/>
+        <a:font script="Orya" typeface="Kalinga"/>
+        <a:font script="Mlym" typeface="Kartika"/>
+        <a:font script="Laoo" typeface="DokChampa"/>
+        <a:font script="Sinh" typeface="Iskoola Pota"/>
+        <a:font script="Mong" typeface="Mongolian Baiti"/>
+        <a:font script="Viet" typeface="Times New Roman"/>
+        <a:font script="Uigh" typeface="Microsoft Uighur"/>
+        <a:font script="Geor" typeface="Sylfaen"/>
+        <a:font script="Armn" typeface="Arial"/>
+        <a:font script="Bugi" typeface="Leelawadee UI"/>
+        <a:font script="Bopo" typeface="Microsoft JhengHei"/>
+        <a:font script="Java" typeface="Javanese Text"/>
+        <a:font script="Lisu" typeface="Segoe UI"/>
+        <a:font script="Mymr" typeface="Myanmar Text"/>
+        <a:font script="Nkoo" typeface="Ebrima"/>
+        <a:font script="Olck" typeface="Nirmala UI"/>
+        <a:font script="Osma" typeface="Ebrima"/>
+        <a:font script="Phag" typeface="Phagspa"/>
+        <a:font script="Syrn" typeface="Estrangelo Edessa"/>
+        <a:font script="Syrj" typeface="Estrangelo Edessa"/>
+        <a:font script="Syre" typeface="Estrangelo Edessa"/>
+        <a:font script="Sora" typeface="Nirmala UI"/>
+        <a:font script="Tale" typeface="Microsoft Tai Le"/>
+        <a:font script="Talu" typeface="Microsoft New Tai Lue"/>
+        <a:font script="Tfng" typeface="Ebrima"/>
+      </a:majorFont>
+      <a:minorFont>
+        <a:latin typeface="Aptos" panose="02110004020202020204"/>
+        <a:ea typeface=""/>
+        <a:cs typeface=""/>
+        <a:font script="Jpan" typeface="游明朝"/>
+        <a:font script="Hang" typeface="맑은 고딕"/>
+        <a:font script="Hans" typeface="等线"/>
+        <a:font script="Hant" typeface="新細明體"/>
+        <a:font script="Arab" typeface="Arial"/>
+        <a:font script="Hebr" typeface="Arial"/>
+        <a:font script="Thai" typeface="Cordia New"/>
+        <a:font script="Ethi" typeface="Nyala"/>
+        <a:font script="Beng" typeface="Vrinda"/>
+        <a:font script="Gujr" typeface="Shruti"/>
+        <a:font script="Khmr" typeface="DaunPenh"/>
+        <a:font script="Knda" typeface="Tunga"/>
+        <a:font script="Guru" typeface="Raavi"/>
+        <a:font script="Cans" typeface="Euphemia"/>
+        <a:font script="Cher" typeface="Plantagenet Cherokee"/>
+        <a:font script="Yiii" typeface="Microsoft Yi Baiti"/>
+        <a:font script="Tibt" typeface="Microsoft Himalaya"/>
+        <a:font script="Thaa" typeface="MV Boli"/>
+        <a:font script="Deva" typeface="Mangal"/>
+        <a:font script="Telu" typeface="Gautami"/>
+        <a:font script="Taml" typeface="Latha"/>
+        <a:font script="Syrc" typeface="Estrangelo Edessa"/>
+        <a:font script="Orya" typeface="Kalinga"/>
+        <a:font script="Mlym" typeface="Kartika"/>
+        <a:font script="Laoo" typeface="DokChampa"/>
+        <a:font script="Sinh" typeface="Iskoola Pota"/>
+        <a:font script="Mong" typeface="Mongolian Baiti"/>
+        <a:font script="Viet" typeface="Arial"/>
+        <a:font script="Uigh" typeface="Microsoft Uighur"/>
+        <a:font script="Geor" typeface="Sylfaen"/>
+        <a:font script="Armn" typeface="Arial"/>
+        <a:font script="Bugi" typeface="Leelawadee UI"/>
+        <a:font script="Bopo" typeface="Microsoft JhengHei"/>
+        <a:font script="Java" typeface="Javanese Text"/>
+        <a:font script="Lisu" typeface="Segoe UI"/>
+        <a:font script="Mymr" typeface="Myanmar Text"/>
+        <a:font script="Nkoo" typeface="Ebrima"/>
+        <a:font script="Olck" typeface="Nirmala UI"/>
+        <a:font script="Osma" typeface="Ebrima"/>
+        <a:font script="Phag" typeface="Phagspa"/>
+        <a:font script="Syrn" typeface="Estrangelo Edessa"/>
+        <a:font script="Syrj" typeface="Estrangelo Edessa"/>
+        <a:font script="Syre" typeface="Estrangelo Edessa"/>
+        <a:font script="Sora" typeface="Nirmala UI"/>
+        <a:font script="Tale" typeface="Microsoft Tai Le"/>
+        <a:font script="Talu" typeface="Microsoft New Tai Lue"/>
+        <a:font script="Tfng" typeface="Ebrima"/>
+      </a:minorFont>
+    </a:fontScheme>
+    <a:fmtScheme name="Office">
+      <a:fillStyleLst>
+        <a:solidFill>
+          <a:schemeClr val="phClr"/>
+        </a:solidFill>
+        <a:gradFill rotWithShape="1">
+          <a:gsLst>
+            <a:gs pos="0">
+              <a:schemeClr val="phClr">
+                <a:lumMod val="110000"/>
+                <a:satMod val="105000"/>
+                <a:tint val="67000"/>
+              </a:schemeClr>
+            </a:gs>
+            <a:gs pos="50000">
+              <a:schemeClr val="phClr">
+                <a:lumMod val="105000"/>
+                <a:satMod val="103000"/>
+                <a:tint val="73000"/>
+              </a:schemeClr>
+            </a:gs>
+            <a:gs pos="100000">
+              <a:schemeClr val="phClr">
+                <a:lumMod val="105000"/>
+                <a:satMod val="109000"/>
+                <a:tint val="81000"/>
+              </a:schemeClr>
+            </a:gs>
+          </a:gsLst>
+          <a:lin ang="5400000" scaled="0"/>
+        </a:gradFill>
+        <a:gradFill rotWithShape="1">
+          <a:gsLst>
+            <a:gs pos="0">
+              <a:schemeClr val="phClr">
+                <a:satMod val="103000"/>
+                <a:lumMod val="102000"/>
+                <a:tint val="94000"/>
+              </a:schemeClr>
+            </a:gs>
+            <a:gs pos="50000">
+              <a:schemeClr val="phClr">
+                <a:satMod val="110000"/>
+                <a:lumMod val="100000"/>
+                <a:shade val="100000"/>
+              </a:schemeClr>
+            </a:gs>
+            <a:gs pos="100000">
+              <a:schemeClr val="phClr">
+                <a:lumMod val="99000"/>
+                <a:satMod val="120000"/>
+                <a:shade val="78000"/>
+              </a:schemeClr>
+            </a:gs>
+          </a:gsLst>
+          <a:lin ang="5400000" scaled="0"/>
+        </a:gradFill>
+      </a:fillStyleLst>
+      <a:lnStyleLst>
+        <a:ln w="12700" cap="flat" cmpd="sng" algn="ctr">
+          <a:solidFill>
+            <a:schemeClr val="phClr"/>
+          </a:solidFill>
+          <a:prstDash val="solid"/>
+          <a:miter lim="800000"/>
+        </a:ln>
+        <a:ln w="19050" cap="flat" cmpd="sng" algn="ctr">
+          <a:solidFill>
+            <a:schemeClr val="phClr"/>
+          </a:solidFill>
+          <a:prstDash val="solid"/>
+          <a:miter lim="800000"/>
+        </a:ln>
+        <a:ln w="25400" cap="flat" cmpd="sng" algn="ctr">
+          <a:solidFill>
+            <a:schemeClr val="phClr"/>
+          </a:solidFill>
+          <a:prstDash val="solid"/>
+          <a:miter lim="800000"/>
+        </a:ln>
+      </a:lnStyleLst>
+      <a:effectStyleLst>
+        <a:effectStyle>
+          <a:effectLst/>
+        </a:effectStyle>
+        <a:effectStyle>
+          <a:effectLst/>
+        </a:effectStyle>
+        <a:effectStyle>
+          <a:effectLst>
+            <a:outerShdw blurRad="57150" dist="19050" dir="5400000" algn="ctr" rotWithShape="0">
+              <a:srgbClr val="000000">
+                <a:alpha val="63000"/>
+              </a:srgbClr>
+            </a:outerShdw>
+          </a:effectLst>
+        </a:effectStyle>
+      </a:effectStyleLst>
+      <a:bgFillStyleLst>
+        <a:solidFill>
+          <a:schemeClr val="phClr"/>
+        </a:solidFill>
+        <a:solidFill>
+          <a:schemeClr val="phClr">
+            <a:tint val="95000"/>
+            <a:satMod val="170000"/>
+          </a:schemeClr>
+        </a:solidFill>
+        <a:gradFill rotWithShape="1">
+          <a:gsLst>
+            <a:gs pos="0">
+              <a:schemeClr val="phClr">
+                <a:tint val="93000"/>
+                <a:satMod val="150000"/>
+                <a:shade val="98000"/>
+                <a:lumMod val="102000"/>
+              </a:schemeClr>
+            </a:gs>
+            <a:gs pos="50000">
+              <a:schemeClr val="phClr">
+                <a:tint val="98000"/>
+                <a:satMod val="130000"/>
+                <a:shade val="90000"/>
+                <a:lumMod val="103000"/>
+              </a:schemeClr>
+            </a:gs>
+            <a:gs pos="100000">
+              <a:schemeClr val="phClr">
+                <a:shade val="63000"/>
+                <a:satMod val="120000"/>
+              </a:schemeClr>
+            </a:gs>
+          </a:gsLst>
+          <a:lin ang="5400000" scaled="0"/>
+        </a:gradFill>
+      </a:bgFillStyleLst>
+    </a:fmtScheme>
+  </a:themeElements>
+  <a:objectDefaults>
+    <a:lnDef>
+      <a:spPr/>
+      <a:bodyPr/>
+      <a:lstStyle/>
+      <a:style>
+        <a:lnRef idx="2">
+          <a:schemeClr val="accent1"/>
+        </a:lnRef>
+        <a:fillRef idx="0">
+          <a:schemeClr val="accent1"/>
+        </a:fillRef>
+        <a:effectRef idx="1">
+          <a:schemeClr val="accent1"/>
+        </a:effectRef>
+        <a:fontRef idx="minor">
+          <a:schemeClr val="tx1"/>
+        </a:fontRef>
+      </a:style>
+    </a:lnDef>
+  </a:objectDefaults>
+  <a:extraClrSchemeLst/>
+  <a:extLst>
+    <a:ext uri="{05A4C25C-085E-4340-85A3-A5531E510DB2}">
+      <thm15:themeFamily xmlns:thm15="http://schemas.microsoft.com/office/thememl/2012/main" name="Office Theme" id="{2E142A2C-CD16-42D6-873A-C26D2A0506FA}" vid="{1BDDFF52-6CD6-40A5-AB3C-68EB2F1E4D0A}"/>
+    </a:ext>
+  </a:extLst>
+</a:theme>
+</file>
+
+<file path=docMetadata/LabelInfo.xml><?xml version="1.0" encoding="utf-8"?>
+<clbl:labelList xmlns:clbl="http://schemas.microsoft.com/office/2020/mipLabelMetadata">
+  <clbl:label id="{170051ed-867f-4092-a6af-8a42e27b7e09}" enabled="1" method="Standard" siteId="{5217e0e7-539d-4563-b1bf-7c6dcf074f91}" contentBits="0" removed="0"/>
+</clbl:labelList>
 </file>